--- a/lessons/4-6/downloads/4-6-notes.docx
+++ b/lessons/4-6/downloads/4-6-notes.docx
@@ -415,6 +415,610 @@
         <w:rPr>
           <w:b/>
           <w:bCs/>
+          <w:color w:val="1FA6A2"/>
+          <w:sz w:val="26"/>
+          <w:szCs w:val="26"/>
+        </w:rPr>
+        <w:t xml:space="preserve">Turn &amp; Talk — Discussion Points  (Level 1 support · Level 2)</w:t>
+      </w:r>
+    </w:p>
+    <w:p>
+      <w:pPr>
+        <w:spacing w:after="60"/>
+      </w:pPr>
+      <w:r>
+        <w:rPr>
+          <w:i/>
+          <w:iCs/>
+          <w:color w:val="5F6F80"/>
+          <w:sz w:val="19"/>
+          <w:szCs w:val="19"/>
+        </w:rPr>
+        <w:t xml:space="preserve">Talk with a partner. Use the Level 1 stems if you need help getting started; try the Level 2 question when you are ready for more.</w:t>
+      </w:r>
+    </w:p>
+    <w:p>
+      <w:pPr>
+        <w:spacing w:after="60"/>
+      </w:pPr>
+      <w:r>
+        <w:rPr>
+          <w:b/>
+          <w:bCs/>
+          <w:color w:val="12355B"/>
+          <w:sz w:val="21"/>
+          <w:szCs w:val="21"/>
+        </w:rPr>
+        <w:t xml:space="preserve">1. [Launch] </w:t>
+      </w:r>
+      <w:r>
+        <w:rPr>
+          <w:b/>
+          <w:bCs/>
+          <w:sz w:val="21"/>
+          <w:szCs w:val="21"/>
+        </w:rPr>
+        <w:t xml:space="preserve">The cabinet blueprint uses feet but the parts catalog uses inches. Why do you have to convert, and which is the bigger unit, a foot or an inch?</w:t>
+      </w:r>
+    </w:p>
+    <w:p>
+      <w:pPr>
+        <w:spacing w:after="60"/>
+      </w:pPr>
+      <w:r>
+        <w:rPr>
+          <w:b/>
+          <w:bCs/>
+          <w:color w:val="1FA6A2"/>
+          <w:sz w:val="20"/>
+          <w:szCs w:val="20"/>
+        </w:rPr>
+        <w:t xml:space="preserve">Level 1 — Start here: </w:t>
+      </w:r>
+      <w:r>
+        <w:rPr>
+          <w:sz w:val="20"/>
+          <w:szCs w:val="20"/>
+        </w:rPr>
+        <w:t xml:space="preserve">A foot is bigger than an inch, so I must convert to compare or combine the measurements.</w:t>
+      </w:r>
+    </w:p>
+    <w:p>
+      <w:pPr>
+        <w:spacing w:after="60"/>
+      </w:pPr>
+      <w:r>
+        <w:rPr>
+          <w:sz w:val="21"/>
+          <w:szCs w:val="21"/>
+        </w:rPr>
+        <w:t xml:space="preserve">I have to convert because the blueprint uses ___ but the catalog uses ___.</w:t>
+      </w:r>
+      <w:r>
+        <w:rPr>
+          <w:i/>
+          <w:iCs/>
+          <w:color w:val="5F6F80"/>
+          <w:sz w:val="19"/>
+          <w:szCs w:val="19"/>
+        </w:rPr>
+        <w:br/>
+        <w:t xml:space="preserve">
+Tengo que convertir porque el plano usa ___ pero el catálogo usa ___.</w:t>
+      </w:r>
+    </w:p>
+    <w:p>
+      <w:pPr>
+        <w:spacing w:after="60"/>
+      </w:pPr>
+      <w:r>
+        <w:rPr>
+          <w:sz w:val="21"/>
+          <w:szCs w:val="21"/>
+        </w:rPr>
+        <w:t xml:space="preserve">One ___ is bigger than one ___.</w:t>
+      </w:r>
+      <w:r>
+        <w:rPr>
+          <w:i/>
+          <w:iCs/>
+          <w:color w:val="5F6F80"/>
+          <w:sz w:val="19"/>
+          <w:szCs w:val="19"/>
+        </w:rPr>
+        <w:br/>
+        <w:t xml:space="preserve">
+Un/Una ___ es más grande que un/una ___.</w:t>
+      </w:r>
+    </w:p>
+    <w:p>
+      <w:pPr>
+        <w:spacing w:after="60"/>
+      </w:pPr>
+      <w:r>
+        <w:rPr>
+          <w:b/>
+          <w:bCs/>
+          <w:color w:val="12355B"/>
+          <w:sz w:val="20"/>
+          <w:szCs w:val="20"/>
+        </w:rPr>
+        <w:t xml:space="preserve">Word bank: </w:t>
+      </w:r>
+      <w:r>
+        <w:rPr>
+          <w:color w:val="1FA6A2"/>
+          <w:sz w:val="20"/>
+          <w:szCs w:val="20"/>
+        </w:rPr>
+        <w:t xml:space="preserve">unit, conversion factor, customary units, equivalent</w:t>
+      </w:r>
+    </w:p>
+    <w:p>
+      <w:pPr>
+        <w:spacing w:after="60"/>
+      </w:pPr>
+      <w:r>
+        <w:rPr>
+          <w:b/>
+          <w:bCs/>
+          <w:color w:val="12355B"/>
+          <w:sz w:val="19"/>
+          <w:szCs w:val="19"/>
+        </w:rPr>
+        <w:t xml:space="preserve">Listen for: </w:t>
+      </w:r>
+      <w:r>
+        <w:rPr>
+          <w:i/>
+          <w:iCs/>
+          <w:color w:val="5F6F80"/>
+          <w:sz w:val="19"/>
+          <w:szCs w:val="19"/>
+        </w:rPr>
+        <w:t xml:space="preserve">Students explain a foot is the larger customary unit (12 inches) and that mixed units must be converted to the same unit before working with them.</w:t>
+      </w:r>
+    </w:p>
+    <w:p>
+      <w:pPr>
+        <w:spacing w:after="60"/>
+      </w:pPr>
+      <w:r>
+        <w:rPr>
+          <w:b/>
+          <w:bCs/>
+          <w:color w:val="9A6B12"/>
+          <w:sz w:val="20"/>
+          <w:szCs w:val="20"/>
+        </w:rPr>
+        <w:t xml:space="preserve">Level 2: </w:t>
+      </w:r>
+      <w:r>
+        <w:rPr>
+          <w:sz w:val="20"/>
+          <w:szCs w:val="20"/>
+        </w:rPr>
+        <w:t xml:space="preserve">Predict: when you change feet into inches, will the number get bigger or smaller? Explain using the size of each unit.</w:t>
+      </w:r>
+    </w:p>
+    <w:p>
+      <w:pPr>
+        <w:spacing w:after="60"/>
+        <w:ind w:left="360"/>
+      </w:pPr>
+      <w:r>
+        <w:rPr>
+          <w:sz w:val="20"/>
+          <w:szCs w:val="20"/>
+        </w:rPr>
+        <w:t xml:space="preserve">• The number gets ___ because ___.</w:t>
+      </w:r>
+    </w:p>
+    <w:p>
+      <w:pPr>
+        <w:spacing w:after="60"/>
+        <w:ind w:left="360"/>
+      </w:pPr>
+      <w:r>
+        <w:rPr>
+          <w:sz w:val="20"/>
+          <w:szCs w:val="20"/>
+        </w:rPr>
+        <w:t xml:space="preserve">• Switching to a smaller unit means ___.</w:t>
+      </w:r>
+    </w:p>
+    <w:p>
+      <w:pPr>
+        <w:spacing w:after="60"/>
+      </w:pPr>
+      <w:r>
+        <w:rPr>
+          <w:b/>
+          <w:bCs/>
+          <w:color w:val="12355B"/>
+          <w:sz w:val="21"/>
+          <w:szCs w:val="21"/>
+        </w:rPr>
+        <w:t xml:space="preserve">2. [Explore] </w:t>
+      </w:r>
+      <w:r>
+        <w:rPr>
+          <w:b/>
+          <w:bCs/>
+          <w:sz w:val="21"/>
+          <w:szCs w:val="21"/>
+        </w:rPr>
+        <w:t xml:space="preserve">How did you use a conversion factor like '1 ft = 12 in' to fill in the ratio table, and how did you decide whether to multiply or divide?</w:t>
+      </w:r>
+    </w:p>
+    <w:p>
+      <w:pPr>
+        <w:spacing w:after="60"/>
+      </w:pPr>
+      <w:r>
+        <w:rPr>
+          <w:b/>
+          <w:bCs/>
+          <w:color w:val="1FA6A2"/>
+          <w:sz w:val="20"/>
+          <w:szCs w:val="20"/>
+        </w:rPr>
+        <w:t xml:space="preserve">Level 1 — Start here: </w:t>
+      </w:r>
+      <w:r>
+        <w:rPr>
+          <w:sz w:val="20"/>
+          <w:szCs w:val="20"/>
+        </w:rPr>
+        <w:t xml:space="preserve">I multiply when going to a smaller unit and divide when going to a bigger unit.</w:t>
+      </w:r>
+    </w:p>
+    <w:p>
+      <w:pPr>
+        <w:spacing w:after="60"/>
+      </w:pPr>
+      <w:r>
+        <w:rPr>
+          <w:sz w:val="21"/>
+          <w:szCs w:val="21"/>
+        </w:rPr>
+        <w:t xml:space="preserve">To convert ___ to ___, I ___ by ___.</w:t>
+      </w:r>
+      <w:r>
+        <w:rPr>
+          <w:i/>
+          <w:iCs/>
+          <w:color w:val="5F6F80"/>
+          <w:sz w:val="19"/>
+          <w:szCs w:val="19"/>
+        </w:rPr>
+        <w:br/>
+        <w:t xml:space="preserve">
+Para convertir ___ a ___, ___ por ___.</w:t>
+      </w:r>
+    </w:p>
+    <w:p>
+      <w:pPr>
+        <w:spacing w:after="60"/>
+      </w:pPr>
+      <w:r>
+        <w:rPr>
+          <w:sz w:val="21"/>
+          <w:szCs w:val="21"/>
+        </w:rPr>
+        <w:t xml:space="preserve">___ equals ___ because the conversion factor is ___.</w:t>
+      </w:r>
+      <w:r>
+        <w:rPr>
+          <w:i/>
+          <w:iCs/>
+          <w:color w:val="5F6F80"/>
+          <w:sz w:val="19"/>
+          <w:szCs w:val="19"/>
+        </w:rPr>
+        <w:br/>
+        <w:t xml:space="preserve">
+___ es igual a ___ porque el factor de conversión es ___.</w:t>
+      </w:r>
+    </w:p>
+    <w:p>
+      <w:pPr>
+        <w:spacing w:after="60"/>
+      </w:pPr>
+      <w:r>
+        <w:rPr>
+          <w:b/>
+          <w:bCs/>
+          <w:color w:val="12355B"/>
+          <w:sz w:val="20"/>
+          <w:szCs w:val="20"/>
+        </w:rPr>
+        <w:t xml:space="preserve">Word bank: </w:t>
+      </w:r>
+      <w:r>
+        <w:rPr>
+          <w:color w:val="1FA6A2"/>
+          <w:sz w:val="20"/>
+          <w:szCs w:val="20"/>
+        </w:rPr>
+        <w:t xml:space="preserve">conversion factor, unit, equivalent, ratio, customary units</w:t>
+      </w:r>
+    </w:p>
+    <w:p>
+      <w:pPr>
+        <w:spacing w:after="60"/>
+      </w:pPr>
+      <w:r>
+        <w:rPr>
+          <w:b/>
+          <w:bCs/>
+          <w:color w:val="12355B"/>
+          <w:sz w:val="19"/>
+          <w:szCs w:val="19"/>
+        </w:rPr>
+        <w:t xml:space="preserve">Listen for: </w:t>
+      </w:r>
+      <w:r>
+        <w:rPr>
+          <w:i/>
+          <w:iCs/>
+          <w:color w:val="5F6F80"/>
+          <w:sz w:val="19"/>
+          <w:szCs w:val="19"/>
+        </w:rPr>
+        <w:t xml:space="preserve">Students use the conversion factor as a ratio, multiply going to smaller units (5 ft x 12 = 60 in) and divide going to larger units (48 in / 12 = 4 ft).</w:t>
+      </w:r>
+    </w:p>
+    <w:p>
+      <w:pPr>
+        <w:spacing w:after="60"/>
+      </w:pPr>
+      <w:r>
+        <w:rPr>
+          <w:b/>
+          <w:bCs/>
+          <w:color w:val="9A6B12"/>
+          <w:sz w:val="20"/>
+          <w:szCs w:val="20"/>
+        </w:rPr>
+        <w:t xml:space="preserve">Level 2: </w:t>
+      </w:r>
+      <w:r>
+        <w:rPr>
+          <w:sz w:val="20"/>
+          <w:szCs w:val="20"/>
+        </w:rPr>
+        <w:t xml:space="preserve">Feet-to-inches uses multiply but inches-to-feet uses divide, even though both use '12.' Explain why the same conversion factor leads to opposite operations.</w:t>
+      </w:r>
+    </w:p>
+    <w:p>
+      <w:pPr>
+        <w:spacing w:after="60"/>
+        <w:ind w:left="360"/>
+      </w:pPr>
+      <w:r>
+        <w:rPr>
+          <w:sz w:val="20"/>
+          <w:szCs w:val="20"/>
+        </w:rPr>
+        <w:t xml:space="preserve">• I multiply when ___ but divide when ___.</w:t>
+      </w:r>
+    </w:p>
+    <w:p>
+      <w:pPr>
+        <w:spacing w:after="60"/>
+        <w:ind w:left="360"/>
+      </w:pPr>
+      <w:r>
+        <w:rPr>
+          <w:sz w:val="20"/>
+          <w:szCs w:val="20"/>
+        </w:rPr>
+        <w:t xml:space="preserve">• The same factor works both ways because ___.</w:t>
+      </w:r>
+    </w:p>
+    <w:p>
+      <w:pPr>
+        <w:spacing w:after="60"/>
+      </w:pPr>
+      <w:r>
+        <w:rPr>
+          <w:b/>
+          <w:bCs/>
+          <w:color w:val="12355B"/>
+          <w:sz w:val="21"/>
+          <w:szCs w:val="21"/>
+        </w:rPr>
+        <w:t xml:space="preserve">3. [Connect] </w:t>
+      </w:r>
+      <w:r>
+        <w:rPr>
+          <w:b/>
+          <w:bCs/>
+          <w:sz w:val="21"/>
+          <w:szCs w:val="21"/>
+        </w:rPr>
+        <w:t xml:space="preserve">A doorway is 80 inches tall and a new cabinet is listed as 7 feet. Your friend says it won't fit because 7 feet is 82 inches. Will it fit, and where is the error?</w:t>
+      </w:r>
+    </w:p>
+    <w:p>
+      <w:pPr>
+        <w:spacing w:after="60"/>
+      </w:pPr>
+      <w:r>
+        <w:rPr>
+          <w:b/>
+          <w:bCs/>
+          <w:color w:val="1FA6A2"/>
+          <w:sz w:val="20"/>
+          <w:szCs w:val="20"/>
+        </w:rPr>
+        <w:t xml:space="preserve">Level 1 — Start here: </w:t>
+      </w:r>
+      <w:r>
+        <w:rPr>
+          <w:sz w:val="20"/>
+          <w:szCs w:val="20"/>
+        </w:rPr>
+        <w:t xml:space="preserve">7 feet is 84 inches, which is taller than the 80-inch doorway, so it will not fit.</w:t>
+      </w:r>
+    </w:p>
+    <w:p>
+      <w:pPr>
+        <w:spacing w:after="60"/>
+      </w:pPr>
+      <w:r>
+        <w:rPr>
+          <w:sz w:val="21"/>
+          <w:szCs w:val="21"/>
+        </w:rPr>
+        <w:t xml:space="preserve">7 feet = 7 x ___ = ___ inches.</w:t>
+      </w:r>
+      <w:r>
+        <w:rPr>
+          <w:i/>
+          <w:iCs/>
+          <w:color w:val="5F6F80"/>
+          <w:sz w:val="19"/>
+          <w:szCs w:val="19"/>
+        </w:rPr>
+        <w:br/>
+        <w:t xml:space="preserve">
+7 pies = 7 x ___ = ___ pulgadas.</w:t>
+      </w:r>
+    </w:p>
+    <w:p>
+      <w:pPr>
+        <w:spacing w:after="60"/>
+      </w:pPr>
+      <w:r>
+        <w:rPr>
+          <w:sz w:val="21"/>
+          <w:szCs w:val="21"/>
+        </w:rPr>
+        <w:t xml:space="preserve">Since ___ inches is ___ than 80 inches, the cabinet ___ fit.</w:t>
+      </w:r>
+      <w:r>
+        <w:rPr>
+          <w:i/>
+          <w:iCs/>
+          <w:color w:val="5F6F80"/>
+          <w:sz w:val="19"/>
+          <w:szCs w:val="19"/>
+        </w:rPr>
+        <w:br/>
+        <w:t xml:space="preserve">
+Como ___ pulgadas es ___ que 80 pulgadas, el gabinete ___ caber.</w:t>
+      </w:r>
+    </w:p>
+    <w:p>
+      <w:pPr>
+        <w:spacing w:after="60"/>
+      </w:pPr>
+      <w:r>
+        <w:rPr>
+          <w:b/>
+          <w:bCs/>
+          <w:color w:val="12355B"/>
+          <w:sz w:val="20"/>
+          <w:szCs w:val="20"/>
+        </w:rPr>
+        <w:t xml:space="preserve">Word bank: </w:t>
+      </w:r>
+      <w:r>
+        <w:rPr>
+          <w:color w:val="1FA6A2"/>
+          <w:sz w:val="20"/>
+          <w:szCs w:val="20"/>
+        </w:rPr>
+        <w:t xml:space="preserve">conversion factor, unit, equivalent, customary units</w:t>
+      </w:r>
+    </w:p>
+    <w:p>
+      <w:pPr>
+        <w:spacing w:after="60"/>
+      </w:pPr>
+      <w:r>
+        <w:rPr>
+          <w:b/>
+          <w:bCs/>
+          <w:color w:val="12355B"/>
+          <w:sz w:val="19"/>
+          <w:szCs w:val="19"/>
+        </w:rPr>
+        <w:t xml:space="preserve">Listen for: </w:t>
+      </w:r>
+      <w:r>
+        <w:rPr>
+          <w:i/>
+          <w:iCs/>
+          <w:color w:val="5F6F80"/>
+          <w:sz w:val="19"/>
+          <w:szCs w:val="19"/>
+        </w:rPr>
+        <w:t xml:space="preserve">Students convert 7 ft to 84 in (not 82), compare 84 &gt; 80, and conclude the cabinet will not fit; they catch the friend's arithmetic error.</w:t>
+      </w:r>
+    </w:p>
+    <w:p>
+      <w:pPr>
+        <w:spacing w:after="60"/>
+      </w:pPr>
+      <w:r>
+        <w:rPr>
+          <w:b/>
+          <w:bCs/>
+          <w:color w:val="9A6B12"/>
+          <w:sz w:val="20"/>
+          <w:szCs w:val="20"/>
+        </w:rPr>
+        <w:t xml:space="preserve">Level 2: </w:t>
+      </w:r>
+      <w:r>
+        <w:rPr>
+          <w:sz w:val="20"/>
+          <w:szCs w:val="20"/>
+        </w:rPr>
+        <w:t xml:space="preserve">How many inches would you need to trim off the cabinet to make it fit, and is that even possible for a real cabinet? Justify your reasoning.</w:t>
+      </w:r>
+    </w:p>
+    <w:p>
+      <w:pPr>
+        <w:spacing w:after="60"/>
+        <w:ind w:left="360"/>
+      </w:pPr>
+      <w:r>
+        <w:rPr>
+          <w:sz w:val="20"/>
+          <w:szCs w:val="20"/>
+        </w:rPr>
+        <w:t xml:space="preserve">• You would need to remove ___ inches because ___.</w:t>
+      </w:r>
+    </w:p>
+    <w:p>
+      <w:pPr>
+        <w:spacing w:after="60"/>
+        <w:ind w:left="360"/>
+      </w:pPr>
+      <w:r>
+        <w:rPr>
+          <w:sz w:val="20"/>
+          <w:szCs w:val="20"/>
+        </w:rPr>
+        <w:t xml:space="preserve">• That is or is not realistic because ___.</w:t>
+      </w:r>
+    </w:p>
+    <w:p>
+      <w:pPr>
+        <w:pStyle w:val="Heading2"/>
+        <w:pBdr>
+          <w:left w:val="single" w:color="1FA6A2" w:sz="18" w:space="8"/>
+        </w:pBdr>
+        <w:spacing w:after="100" w:before="200"/>
+      </w:pPr>
+      <w:r>
+        <w:rPr>
+          <w:b/>
+          <w:bCs/>
           <w:color w:val="9A6B12"/>
           <w:sz w:val="26"/>
           <w:szCs w:val="26"/>
@@ -987,7 +1591,7 @@
           <w:sz w:val="21"/>
           <w:szCs w:val="21"/>
         </w:rPr>
-        <w:t xml:space="preserve">I multiplied / divided by ___.</w:t>
+        <w:t xml:space="preserve">I have to convert because the blueprint uses ___ but the catalog uses ___.</w:t>
       </w:r>
       <w:r>
         <w:rPr>
@@ -999,19 +1603,19 @@
         </w:rPr>
         <w:br/>
         <w:t xml:space="preserve">
-Multipliqué / dividí por ___.</w:t>
-      </w:r>
-    </w:p>
-    <w:p>
-      <w:pPr>
-        <w:spacing w:after="60"/>
-      </w:pPr>
-      <w:r>
-        <w:rPr>
-          <w:sz w:val="21"/>
-          <w:szCs w:val="21"/>
-        </w:rPr>
-        <w:t xml:space="preserve">___ equals ___ because ___.</w:t>
+Tengo que convertir porque el plano usa ___ pero el catálogo usa ___.</w:t>
+      </w:r>
+    </w:p>
+    <w:p>
+      <w:pPr>
+        <w:spacing w:after="60"/>
+      </w:pPr>
+      <w:r>
+        <w:rPr>
+          <w:sz w:val="21"/>
+          <w:szCs w:val="21"/>
+        </w:rPr>
+        <w:t xml:space="preserve">One ___ is bigger than one ___.</w:t>
       </w:r>
       <w:r>
         <w:rPr>
@@ -1023,19 +1627,19 @@
         </w:rPr>
         <w:br/>
         <w:t xml:space="preserve">
-___ es igual a ___ porque ___.</w:t>
-      </w:r>
-    </w:p>
-    <w:p>
-      <w:pPr>
-        <w:spacing w:after="60"/>
-      </w:pPr>
-      <w:r>
-        <w:rPr>
-          <w:sz w:val="21"/>
-          <w:szCs w:val="21"/>
-        </w:rPr>
-        <w:t xml:space="preserve">I convert units when ___.</w:t>
+Un/Una ___ es más grande que un/una ___.</w:t>
+      </w:r>
+    </w:p>
+    <w:p>
+      <w:pPr>
+        <w:spacing w:after="60"/>
+      </w:pPr>
+      <w:r>
+        <w:rPr>
+          <w:sz w:val="21"/>
+          <w:szCs w:val="21"/>
+        </w:rPr>
+        <w:t xml:space="preserve">To convert ___ to ___, I ___ by ___.</w:t>
       </w:r>
       <w:r>
         <w:rPr>
@@ -1047,7 +1651,7 @@
         </w:rPr>
         <w:br/>
         <w:t xml:space="preserve">
-Convierto unidades cuando ___.</w:t>
+Para convertir ___ a ___, ___ por ___.</w:t>
       </w:r>
     </w:p>
     <w:p>

--- a/lessons/4-6/downloads/4-6-notes.docx
+++ b/lessons/4-6/downloads/4-6-notes.docx
@@ -489,6 +489,43 @@
       </w:pPr>
       <w:r>
         <w:rPr>
+          <w:b/>
+          <w:bCs/>
+          <w:color w:val="1FA6A2"/>
+          <w:sz w:val="20"/>
+          <w:szCs w:val="20"/>
+        </w:rPr>
+        <w:t xml:space="preserve">Hint (optional): </w:t>
+      </w:r>
+      <w:r>
+        <w:rPr>
+          <w:sz w:val="20"/>
+          <w:szCs w:val="20"/>
+        </w:rPr>
+        <w:t xml:space="preserve">Try starting with the word "unit" or "conversion factor". Re-read the question and underline what it is asking you to compare or find. Use one number or word from the problem as your evidence.</w:t>
+      </w:r>
+    </w:p>
+    <w:p>
+      <w:pPr>
+        <w:spacing w:after="60"/>
+      </w:pPr>
+      <w:r>
+        <w:rPr>
+          <w:b/>
+          <w:bCs/>
+          <w:color w:val="12355B"/>
+          <w:sz w:val="19"/>
+          <w:szCs w:val="19"/>
+        </w:rPr>
+        <w:t xml:space="preserve">Sentence starters (optional)</w:t>
+      </w:r>
+    </w:p>
+    <w:p>
+      <w:pPr>
+        <w:spacing w:after="60"/>
+      </w:pPr>
+      <w:r>
+        <w:rPr>
           <w:sz w:val="21"/>
           <w:szCs w:val="21"/>
         </w:rPr>
@@ -679,6 +716,43 @@
       </w:pPr>
       <w:r>
         <w:rPr>
+          <w:b/>
+          <w:bCs/>
+          <w:color w:val="1FA6A2"/>
+          <w:sz w:val="20"/>
+          <w:szCs w:val="20"/>
+        </w:rPr>
+        <w:t xml:space="preserve">Hint (optional): </w:t>
+      </w:r>
+      <w:r>
+        <w:rPr>
+          <w:sz w:val="20"/>
+          <w:szCs w:val="20"/>
+        </w:rPr>
+        <w:t xml:space="preserve">Try starting with the word "conversion factor" or "unit". Re-read the question and underline what it is asking you to compare or find. Use one number or word from the problem as your evidence.</w:t>
+      </w:r>
+    </w:p>
+    <w:p>
+      <w:pPr>
+        <w:spacing w:after="60"/>
+      </w:pPr>
+      <w:r>
+        <w:rPr>
+          <w:b/>
+          <w:bCs/>
+          <w:color w:val="12355B"/>
+          <w:sz w:val="19"/>
+          <w:szCs w:val="19"/>
+        </w:rPr>
+        <w:t xml:space="preserve">Sentence starters (optional)</w:t>
+      </w:r>
+    </w:p>
+    <w:p>
+      <w:pPr>
+        <w:spacing w:after="60"/>
+      </w:pPr>
+      <w:r>
+        <w:rPr>
           <w:sz w:val="21"/>
           <w:szCs w:val="21"/>
         </w:rPr>
@@ -861,6 +935,43 @@
           <w:szCs w:val="20"/>
         </w:rPr>
         <w:t xml:space="preserve">7 feet is 84 inches, which is taller than the 80-inch doorway, so it will not fit.</w:t>
+      </w:r>
+    </w:p>
+    <w:p>
+      <w:pPr>
+        <w:spacing w:after="60"/>
+      </w:pPr>
+      <w:r>
+        <w:rPr>
+          <w:b/>
+          <w:bCs/>
+          <w:color w:val="1FA6A2"/>
+          <w:sz w:val="20"/>
+          <w:szCs w:val="20"/>
+        </w:rPr>
+        <w:t xml:space="preserve">Hint (optional): </w:t>
+      </w:r>
+      <w:r>
+        <w:rPr>
+          <w:sz w:val="20"/>
+          <w:szCs w:val="20"/>
+        </w:rPr>
+        <w:t xml:space="preserve">Try starting with the word "conversion factor" or "unit". Re-read the question and underline what it is asking you to compare or find. Use one number or word from the problem as your evidence.</w:t>
+      </w:r>
+    </w:p>
+    <w:p>
+      <w:pPr>
+        <w:spacing w:after="60"/>
+      </w:pPr>
+      <w:r>
+        <w:rPr>
+          <w:b/>
+          <w:bCs/>
+          <w:color w:val="12355B"/>
+          <w:sz w:val="19"/>
+          <w:szCs w:val="19"/>
+        </w:rPr>
+        <w:t xml:space="preserve">Sentence starters (optional)</w:t>
       </w:r>
     </w:p>
     <w:p>

--- a/lessons/4-6/downloads/4-6-notes.docx
+++ b/lessons/4-6/downloads/4-6-notes.docx
@@ -97,6 +97,69 @@
       </w:pPr>
       <w:r>
         <w:rPr>
+          <w:i/>
+          <w:iCs/>
+          <w:color w:val="5F6F80"/>
+          <w:sz w:val="19"/>
+          <w:szCs w:val="19"/>
+        </w:rPr>
+        <w:t xml:space="preserve">Picture first, then the word, then a plain-language meaning.</w:t>
+      </w:r>
+    </w:p>
+    <w:p>
+      <w:pPr>
+        <w:keepNext/>
+        <w:spacing w:after="20" w:before="120"/>
+        <w:jc w:val="center"/>
+      </w:pPr>
+      <w:r>
+        <w:drawing>
+          <wp:inline distT="0" distB="0" distL="0" distR="0">
+            <wp:extent cx="1238250" cy="933450"/>
+            <wp:effectExtent t="0" r="0" b="0" l="0"/>
+            <wp:docPr id="1" name="" descr="" title=""/>
+            <wp:cNvGraphicFramePr>
+              <a:graphicFrameLocks xmlns:a="http://schemas.openxmlformats.org/drawingml/2006/main" noChangeAspect="1"/>
+            </wp:cNvGraphicFramePr>
+            <a:graphic xmlns:a="http://schemas.openxmlformats.org/drawingml/2006/main">
+              <a:graphicData uri="http://schemas.openxmlformats.org/drawingml/2006/picture">
+                <pic:pic xmlns:pic="http://schemas.openxmlformats.org/drawingml/2006/picture">
+                  <pic:nvPicPr>
+                    <pic:cNvPr id="0" name="" descr=""/>
+                    <pic:cNvPicPr>
+                      <a:picLocks noChangeAspect="1" noChangeArrowheads="1"/>
+                    </pic:cNvPicPr>
+                  </pic:nvPicPr>
+                  <pic:blipFill>
+                    <a:blip r:embed="rId9" cstate="none"/>
+                    <a:srcRect/>
+                    <a:stretch>
+                      <a:fillRect/>
+                    </a:stretch>
+                  </pic:blipFill>
+                  <pic:spPr bwMode="auto">
+                    <a:xfrm>
+                      <a:off x="0" y="0"/>
+                      <a:ext cx="1238250" cy="933450"/>
+                    </a:xfrm>
+                    <a:prstGeom prst="rect">
+                      <a:avLst/>
+                    </a:prstGeom>
+                  </pic:spPr>
+                </pic:pic>
+              </a:graphicData>
+            </a:graphic>
+          </wp:inline>
+        </w:drawing>
+      </w:r>
+    </w:p>
+    <w:p>
+      <w:pPr>
+        <w:keepNext/>
+        <w:spacing w:after="20"/>
+      </w:pPr>
+      <w:r>
+        <w:rPr>
           <w:b/>
           <w:bCs/>
           <w:color w:val="12355B"/>
@@ -118,7 +181,7 @@
     </w:p>
     <w:p>
       <w:pPr>
-        <w:spacing w:after="60"/>
+        <w:spacing w:after="160"/>
       </w:pPr>
       <w:r>
         <w:rPr>
@@ -130,22 +193,55 @@
     </w:p>
     <w:p>
       <w:pPr>
-        <w:spacing w:after="60"/>
-      </w:pPr>
-      <w:r>
-        <w:rPr>
-          <w:i/>
-          <w:iCs/>
-          <w:color w:val="5F6F80"/>
-          <w:sz w:val="19"/>
-          <w:szCs w:val="19"/>
-        </w:rPr>
-        <w:t xml:space="preserve">1 foot = 12 inches, so the factor is 12</w:t>
-      </w:r>
-    </w:p>
-    <w:p>
-      <w:pPr>
-        <w:spacing w:after="60"/>
+        <w:keepNext/>
+        <w:spacing w:after="20" w:before="120"/>
+        <w:jc w:val="center"/>
+      </w:pPr>
+      <w:r>
+        <w:drawing>
+          <wp:inline distT="0" distB="0" distL="0" distR="0">
+            <wp:extent cx="1238250" cy="933450"/>
+            <wp:effectExtent t="0" r="0" b="0" l="0"/>
+            <wp:docPr id="1" name="" descr="" title=""/>
+            <wp:cNvGraphicFramePr>
+              <a:graphicFrameLocks xmlns:a="http://schemas.openxmlformats.org/drawingml/2006/main" noChangeAspect="1"/>
+            </wp:cNvGraphicFramePr>
+            <a:graphic xmlns:a="http://schemas.openxmlformats.org/drawingml/2006/main">
+              <a:graphicData uri="http://schemas.openxmlformats.org/drawingml/2006/picture">
+                <pic:pic xmlns:pic="http://schemas.openxmlformats.org/drawingml/2006/picture">
+                  <pic:nvPicPr>
+                    <pic:cNvPr id="0" name="" descr=""/>
+                    <pic:cNvPicPr>
+                      <a:picLocks noChangeAspect="1" noChangeArrowheads="1"/>
+                    </pic:cNvPicPr>
+                  </pic:nvPicPr>
+                  <pic:blipFill>
+                    <a:blip r:embed="rId9" cstate="none"/>
+                    <a:srcRect/>
+                    <a:stretch>
+                      <a:fillRect/>
+                    </a:stretch>
+                  </pic:blipFill>
+                  <pic:spPr bwMode="auto">
+                    <a:xfrm>
+                      <a:off x="0" y="0"/>
+                      <a:ext cx="1238250" cy="933450"/>
+                    </a:xfrm>
+                    <a:prstGeom prst="rect">
+                      <a:avLst/>
+                    </a:prstGeom>
+                  </pic:spPr>
+                </pic:pic>
+              </a:graphicData>
+            </a:graphic>
+          </wp:inline>
+        </w:drawing>
+      </w:r>
+    </w:p>
+    <w:p>
+      <w:pPr>
+        <w:keepNext/>
+        <w:spacing w:after="20"/>
       </w:pPr>
       <w:r>
         <w:rPr>
@@ -170,7 +266,7 @@
     </w:p>
     <w:p>
       <w:pPr>
-        <w:spacing w:after="60"/>
+        <w:spacing w:after="160"/>
       </w:pPr>
       <w:r>
         <w:rPr>
@@ -182,22 +278,55 @@
     </w:p>
     <w:p>
       <w:pPr>
-        <w:spacing w:after="60"/>
-      </w:pPr>
-      <w:r>
-        <w:rPr>
-          <w:i/>
-          <w:iCs/>
-          <w:color w:val="5F6F80"/>
-          <w:sz w:val="19"/>
-          <w:szCs w:val="19"/>
-        </w:rPr>
-        <w:t xml:space="preserve">Inches, feet, pounds, ounces</w:t>
-      </w:r>
-    </w:p>
-    <w:p>
-      <w:pPr>
-        <w:spacing w:after="60"/>
+        <w:keepNext/>
+        <w:spacing w:after="20" w:before="120"/>
+        <w:jc w:val="center"/>
+      </w:pPr>
+      <w:r>
+        <w:drawing>
+          <wp:inline distT="0" distB="0" distL="0" distR="0">
+            <wp:extent cx="1238250" cy="933450"/>
+            <wp:effectExtent t="0" r="0" b="0" l="0"/>
+            <wp:docPr id="1" name="" descr="" title=""/>
+            <wp:cNvGraphicFramePr>
+              <a:graphicFrameLocks xmlns:a="http://schemas.openxmlformats.org/drawingml/2006/main" noChangeAspect="1"/>
+            </wp:cNvGraphicFramePr>
+            <a:graphic xmlns:a="http://schemas.openxmlformats.org/drawingml/2006/main">
+              <a:graphicData uri="http://schemas.openxmlformats.org/drawingml/2006/picture">
+                <pic:pic xmlns:pic="http://schemas.openxmlformats.org/drawingml/2006/picture">
+                  <pic:nvPicPr>
+                    <pic:cNvPr id="0" name="" descr=""/>
+                    <pic:cNvPicPr>
+                      <a:picLocks noChangeAspect="1" noChangeArrowheads="1"/>
+                    </pic:cNvPicPr>
+                  </pic:nvPicPr>
+                  <pic:blipFill>
+                    <a:blip r:embed="rId10" cstate="none"/>
+                    <a:srcRect/>
+                    <a:stretch>
+                      <a:fillRect/>
+                    </a:stretch>
+                  </pic:blipFill>
+                  <pic:spPr bwMode="auto">
+                    <a:xfrm>
+                      <a:off x="0" y="0"/>
+                      <a:ext cx="1238250" cy="933450"/>
+                    </a:xfrm>
+                    <a:prstGeom prst="rect">
+                      <a:avLst/>
+                    </a:prstGeom>
+                  </pic:spPr>
+                </pic:pic>
+              </a:graphicData>
+            </a:graphic>
+          </wp:inline>
+        </w:drawing>
+      </w:r>
+    </w:p>
+    <w:p>
+      <w:pPr>
+        <w:keepNext/>
+        <w:spacing w:after="20"/>
       </w:pPr>
       <w:r>
         <w:rPr>
@@ -222,7 +351,7 @@
     </w:p>
     <w:p>
       <w:pPr>
-        <w:spacing w:after="60"/>
+        <w:spacing w:after="160"/>
       </w:pPr>
       <w:r>
         <w:rPr>
@@ -234,22 +363,55 @@
     </w:p>
     <w:p>
       <w:pPr>
-        <w:spacing w:after="60"/>
-      </w:pPr>
-      <w:r>
-        <w:rPr>
-          <w:i/>
-          <w:iCs/>
-          <w:color w:val="5F6F80"/>
-          <w:sz w:val="19"/>
-          <w:szCs w:val="19"/>
-        </w:rPr>
-        <w:t xml:space="preserve">2 feet = 24 inches</w:t>
-      </w:r>
-    </w:p>
-    <w:p>
-      <w:pPr>
-        <w:spacing w:after="60"/>
+        <w:keepNext/>
+        <w:spacing w:after="20" w:before="120"/>
+        <w:jc w:val="center"/>
+      </w:pPr>
+      <w:r>
+        <w:drawing>
+          <wp:inline distT="0" distB="0" distL="0" distR="0">
+            <wp:extent cx="1238250" cy="933450"/>
+            <wp:effectExtent t="0" r="0" b="0" l="0"/>
+            <wp:docPr id="1" name="" descr="" title=""/>
+            <wp:cNvGraphicFramePr>
+              <a:graphicFrameLocks xmlns:a="http://schemas.openxmlformats.org/drawingml/2006/main" noChangeAspect="1"/>
+            </wp:cNvGraphicFramePr>
+            <a:graphic xmlns:a="http://schemas.openxmlformats.org/drawingml/2006/main">
+              <a:graphicData uri="http://schemas.openxmlformats.org/drawingml/2006/picture">
+                <pic:pic xmlns:pic="http://schemas.openxmlformats.org/drawingml/2006/picture">
+                  <pic:nvPicPr>
+                    <pic:cNvPr id="0" name="" descr=""/>
+                    <pic:cNvPicPr>
+                      <a:picLocks noChangeAspect="1" noChangeArrowheads="1"/>
+                    </pic:cNvPicPr>
+                  </pic:nvPicPr>
+                  <pic:blipFill>
+                    <a:blip r:embed="rId11" cstate="none"/>
+                    <a:srcRect/>
+                    <a:stretch>
+                      <a:fillRect/>
+                    </a:stretch>
+                  </pic:blipFill>
+                  <pic:spPr bwMode="auto">
+                    <a:xfrm>
+                      <a:off x="0" y="0"/>
+                      <a:ext cx="1238250" cy="933450"/>
+                    </a:xfrm>
+                    <a:prstGeom prst="rect">
+                      <a:avLst/>
+                    </a:prstGeom>
+                  </pic:spPr>
+                </pic:pic>
+              </a:graphicData>
+            </a:graphic>
+          </wp:inline>
+        </w:drawing>
+      </w:r>
+    </w:p>
+    <w:p>
+      <w:pPr>
+        <w:keepNext/>
+        <w:spacing w:after="20"/>
       </w:pPr>
       <w:r>
         <w:rPr>
@@ -274,7 +436,7 @@
     </w:p>
     <w:p>
       <w:pPr>
-        <w:spacing w:after="60"/>
+        <w:spacing w:after="160"/>
       </w:pPr>
       <w:r>
         <w:rPr>
@@ -286,22 +448,55 @@
     </w:p>
     <w:p>
       <w:pPr>
-        <w:spacing w:after="60"/>
-      </w:pPr>
-      <w:r>
-        <w:rPr>
-          <w:i/>
-          <w:iCs/>
-          <w:color w:val="5F6F80"/>
-          <w:sz w:val="19"/>
-          <w:szCs w:val="19"/>
-        </w:rPr>
-        <w:t xml:space="preserve">12 inches per 1 foot</w:t>
-      </w:r>
-    </w:p>
-    <w:p>
-      <w:pPr>
-        <w:spacing w:after="60"/>
+        <w:keepNext/>
+        <w:spacing w:after="20" w:before="120"/>
+        <w:jc w:val="center"/>
+      </w:pPr>
+      <w:r>
+        <w:drawing>
+          <wp:inline distT="0" distB="0" distL="0" distR="0">
+            <wp:extent cx="1238250" cy="933450"/>
+            <wp:effectExtent t="0" r="0" b="0" l="0"/>
+            <wp:docPr id="1" name="" descr="" title=""/>
+            <wp:cNvGraphicFramePr>
+              <a:graphicFrameLocks xmlns:a="http://schemas.openxmlformats.org/drawingml/2006/main" noChangeAspect="1"/>
+            </wp:cNvGraphicFramePr>
+            <a:graphic xmlns:a="http://schemas.openxmlformats.org/drawingml/2006/main">
+              <a:graphicData uri="http://schemas.openxmlformats.org/drawingml/2006/picture">
+                <pic:pic xmlns:pic="http://schemas.openxmlformats.org/drawingml/2006/picture">
+                  <pic:nvPicPr>
+                    <pic:cNvPr id="0" name="" descr=""/>
+                    <pic:cNvPicPr>
+                      <a:picLocks noChangeAspect="1" noChangeArrowheads="1"/>
+                    </pic:cNvPicPr>
+                  </pic:nvPicPr>
+                  <pic:blipFill>
+                    <a:blip r:embed="rId9" cstate="none"/>
+                    <a:srcRect/>
+                    <a:stretch>
+                      <a:fillRect/>
+                    </a:stretch>
+                  </pic:blipFill>
+                  <pic:spPr bwMode="auto">
+                    <a:xfrm>
+                      <a:off x="0" y="0"/>
+                      <a:ext cx="1238250" cy="933450"/>
+                    </a:xfrm>
+                    <a:prstGeom prst="rect">
+                      <a:avLst/>
+                    </a:prstGeom>
+                  </pic:spPr>
+                </pic:pic>
+              </a:graphicData>
+            </a:graphic>
+          </wp:inline>
+        </w:drawing>
+      </w:r>
+    </w:p>
+    <w:p>
+      <w:pPr>
+        <w:keepNext/>
+        <w:spacing w:after="20"/>
       </w:pPr>
       <w:r>
         <w:rPr>
@@ -326,7 +521,7 @@
     </w:p>
     <w:p>
       <w:pPr>
-        <w:spacing w:after="60"/>
+        <w:spacing w:after="160"/>
       </w:pPr>
       <w:r>
         <w:rPr>
@@ -338,22 +533,55 @@
     </w:p>
     <w:p>
       <w:pPr>
-        <w:spacing w:after="60"/>
-      </w:pPr>
-      <w:r>
-        <w:rPr>
-          <w:i/>
-          <w:iCs/>
-          <w:color w:val="5F6F80"/>
-          <w:sz w:val="19"/>
-          <w:szCs w:val="19"/>
-        </w:rPr>
-        <w:t xml:space="preserve">12 inches = 1 foot, 3 feet = 1 yard, 16 ounces = 1 pound</w:t>
-      </w:r>
-    </w:p>
-    <w:p>
-      <w:pPr>
-        <w:spacing w:after="60"/>
+        <w:keepNext/>
+        <w:spacing w:after="20" w:before="120"/>
+        <w:jc w:val="center"/>
+      </w:pPr>
+      <w:r>
+        <w:drawing>
+          <wp:inline distT="0" distB="0" distL="0" distR="0">
+            <wp:extent cx="1238250" cy="933450"/>
+            <wp:effectExtent t="0" r="0" b="0" l="0"/>
+            <wp:docPr id="1" name="" descr="" title=""/>
+            <wp:cNvGraphicFramePr>
+              <a:graphicFrameLocks xmlns:a="http://schemas.openxmlformats.org/drawingml/2006/main" noChangeAspect="1"/>
+            </wp:cNvGraphicFramePr>
+            <a:graphic xmlns:a="http://schemas.openxmlformats.org/drawingml/2006/main">
+              <a:graphicData uri="http://schemas.openxmlformats.org/drawingml/2006/picture">
+                <pic:pic xmlns:pic="http://schemas.openxmlformats.org/drawingml/2006/picture">
+                  <pic:nvPicPr>
+                    <pic:cNvPr id="0" name="" descr=""/>
+                    <pic:cNvPicPr>
+                      <a:picLocks noChangeAspect="1" noChangeArrowheads="1"/>
+                    </pic:cNvPicPr>
+                  </pic:nvPicPr>
+                  <pic:blipFill>
+                    <a:blip r:embed="rId9" cstate="none"/>
+                    <a:srcRect/>
+                    <a:stretch>
+                      <a:fillRect/>
+                    </a:stretch>
+                  </pic:blipFill>
+                  <pic:spPr bwMode="auto">
+                    <a:xfrm>
+                      <a:off x="0" y="0"/>
+                      <a:ext cx="1238250" cy="933450"/>
+                    </a:xfrm>
+                    <a:prstGeom prst="rect">
+                      <a:avLst/>
+                    </a:prstGeom>
+                  </pic:spPr>
+                </pic:pic>
+              </a:graphicData>
+            </a:graphic>
+          </wp:inline>
+        </w:drawing>
+      </w:r>
+    </w:p>
+    <w:p>
+      <w:pPr>
+        <w:keepNext/>
+        <w:spacing w:after="20"/>
       </w:pPr>
       <w:r>
         <w:rPr>
@@ -378,7 +606,7 @@
     </w:p>
     <w:p>
       <w:pPr>
-        <w:spacing w:after="60"/>
+        <w:spacing w:after="160"/>
       </w:pPr>
       <w:r>
         <w:rPr>
@@ -386,21 +614,6 @@
           <w:szCs w:val="21"/>
         </w:rPr>
         <w:t xml:space="preserve">A way of measuring by 10s, like meters, liters, and grams.</w:t>
-      </w:r>
-    </w:p>
-    <w:p>
-      <w:pPr>
-        <w:spacing w:after="60"/>
-      </w:pPr>
-      <w:r>
-        <w:rPr>
-          <w:i/>
-          <w:iCs/>
-          <w:color w:val="5F6F80"/>
-          <w:sz w:val="19"/>
-          <w:szCs w:val="19"/>
-        </w:rPr>
-        <w:t xml:space="preserve">1 meter = 100 centimeters, 1 kilogram = 1,000 grams</w:t>
       </w:r>
     </w:p>
     <w:p>

--- a/lessons/4-6/downloads/4-6-notes.docx
+++ b/lessons/4-6/downloads/4-6-notes.docx
@@ -1364,7 +1364,7 @@
           <w:sz w:val="24"/>
           <w:szCs w:val="24"/>
         </w:rPr>
-        <w:t xml:space="preserve">Try the Model</w:t>
+        <w:t xml:space="preserve">Solved Example</w:t>
       </w:r>
       <w:r>
         <w:rPr>
@@ -1374,90 +1374,130 @@
           <w:sz w:val="19"/>
           <w:szCs w:val="19"/>
         </w:rPr>
-        <w:t xml:space="preserve">   step through it together</w:t>
-      </w:r>
-    </w:p>
-    <w:p>
-      <w:pPr>
-        <w:spacing w:after="80"/>
-      </w:pPr>
-      <w:r>
-        <w:rPr>
-          <w:sz w:val="21"/>
-          <w:szCs w:val="21"/>
-        </w:rPr>
-        <w:t xml:space="preserve">Use conversion factors to complete the ratio table. Convert each measurement to the target unit.</w:t>
-      </w:r>
-    </w:p>
-    <w:p>
-      <w:pPr>
+        <w:t xml:space="preserve">   I Do — watch each step</w:t>
+      </w:r>
+    </w:p>
+    <w:p>
+      <w:pPr>
+        <w:keepNext/>
         <w:spacing w:after="40"/>
       </w:pPr>
       <w:r>
-        <w:t xml:space="preserve"/>
-      </w:r>
-    </w:p>
-    <w:tbl>
-      <w:tblPr>
-        <w:tblW w:type="pct" w:w="100%"/>
-        <w:tblBorders>
-          <w:top w:val="single" w:color="C7D2DD" w:sz="6"/>
-          <w:left w:val="single" w:color="C7D2DD" w:sz="6"/>
-          <w:bottom w:val="single" w:color="C7D2DD" w:sz="6"/>
-          <w:right w:val="single" w:color="C7D2DD" w:sz="6"/>
-          <w:insideH w:val="single" w:color="auto" w:sz="4"/>
-          <w:insideV w:val="single" w:color="auto" w:sz="4"/>
-        </w:tblBorders>
-      </w:tblPr>
-      <w:tblGrid>
-        <w:gridCol w:w="100"/>
-      </w:tblGrid>
-      <w:tr>
-        <w:tc>
-          <w:tcPr>
-            <w:shd w:fill="E6F4F3" w:color="auto" w:val="clear"/>
-            <w:tcMar>
-              <w:top w:type="dxa" w:w="60"/>
-              <w:left w:type="dxa" w:w="120"/>
-              <w:bottom w:type="dxa" w:w="60"/>
-              <w:right w:type="dxa" w:w="120"/>
-            </w:tcMar>
-          </w:tcPr>
-          <w:p>
-            <w:pPr>
-              <w:spacing w:after="0" w:line="320"/>
-            </w:pPr>
-            <w:r>
-              <w:t xml:space="preserve"/>
-            </w:r>
-          </w:p>
-          <w:p>
-            <w:pPr>
-              <w:spacing w:after="0" w:line="320"/>
-            </w:pPr>
-            <w:r>
-              <w:t xml:space="preserve"/>
-            </w:r>
-          </w:p>
-          <w:p>
-            <w:pPr>
-              <w:spacing w:after="0" w:line="320"/>
-            </w:pPr>
-            <w:r>
-              <w:t xml:space="preserve"/>
-            </w:r>
-          </w:p>
-          <w:p>
-            <w:pPr>
-              <w:spacing w:after="0" w:line="320"/>
-            </w:pPr>
-            <w:r>
-              <w:t xml:space="preserve"/>
-            </w:r>
-          </w:p>
-        </w:tc>
-      </w:tr>
-    </w:tbl>
+        <w:rPr>
+          <w:b/>
+          <w:bCs/>
+          <w:color w:val="12355B"/>
+          <w:sz w:val="21"/>
+          <w:szCs w:val="21"/>
+        </w:rPr>
+        <w:t xml:space="preserve">Problem:  </w:t>
+      </w:r>
+      <w:r>
+        <w:rPr>
+          <w:sz w:val="21"/>
+          <w:szCs w:val="21"/>
+        </w:rPr>
+        <w:t xml:space="preserve">How many inches are in 7 feet?</w:t>
+      </w:r>
+    </w:p>
+    <w:p>
+      <w:pPr>
+        <w:spacing w:after="30"/>
+        <w:ind w:left="420"/>
+      </w:pPr>
+      <w:r>
+        <w:rPr>
+          <w:sz w:val="20"/>
+          <w:szCs w:val="20"/>
+        </w:rPr>
+        <w:t xml:space="preserve">A)  84 inches</w:t>
+      </w:r>
+    </w:p>
+    <w:p>
+      <w:pPr>
+        <w:spacing w:after="30"/>
+        <w:ind w:left="420"/>
+      </w:pPr>
+      <w:r>
+        <w:rPr>
+          <w:sz w:val="20"/>
+          <w:szCs w:val="20"/>
+        </w:rPr>
+        <w:t xml:space="preserve">B)  72 inches</w:t>
+      </w:r>
+    </w:p>
+    <w:p>
+      <w:pPr>
+        <w:spacing w:after="30"/>
+        <w:ind w:left="420"/>
+      </w:pPr>
+      <w:r>
+        <w:rPr>
+          <w:sz w:val="20"/>
+          <w:szCs w:val="20"/>
+        </w:rPr>
+        <w:t xml:space="preserve">C)  70 inches</w:t>
+      </w:r>
+    </w:p>
+    <w:p>
+      <w:pPr>
+        <w:spacing w:after="30"/>
+        <w:ind w:left="420"/>
+      </w:pPr>
+      <w:r>
+        <w:rPr>
+          <w:sz w:val="20"/>
+          <w:szCs w:val="20"/>
+        </w:rPr>
+        <w:t xml:space="preserve">D)  96 inches</w:t>
+      </w:r>
+    </w:p>
+    <w:p>
+      <w:pPr>
+        <w:spacing w:after="20" w:before="50"/>
+      </w:pPr>
+      <w:r>
+        <w:rPr>
+          <w:b/>
+          <w:bCs/>
+          <w:color w:val="1FA6A2"/>
+          <w:sz w:val="21"/>
+          <w:szCs w:val="21"/>
+        </w:rPr>
+        <w:t xml:space="preserve">Step 1:  </w:t>
+      </w:r>
+      <w:r>
+        <w:rPr>
+          <w:sz w:val="21"/>
+          <w:szCs w:val="21"/>
+        </w:rPr>
+        <w:t xml:space="preserve">7 × 12 = 84 inches.</w:t>
+      </w:r>
+    </w:p>
+    <w:p>
+      <w:pPr>
+        <w:spacing w:after="40" w:before="60"/>
+      </w:pPr>
+      <w:r>
+        <w:rPr>
+          <w:b/>
+          <w:bCs/>
+          <w:color w:val="12355B"/>
+          <w:sz w:val="21"/>
+          <w:szCs w:val="21"/>
+        </w:rPr>
+        <w:t xml:space="preserve">Answer:  </w:t>
+      </w:r>
+      <w:r>
+        <w:rPr>
+          <w:b/>
+          <w:bCs/>
+          <w:sz w:val="21"/>
+          <w:szCs w:val="21"/>
+        </w:rPr>
+        <w:t xml:space="preserve">A. 84 inches</w:t>
+      </w:r>
+    </w:p>
     <w:p>
       <w:pPr>
         <w:pStyle w:val="Heading1"/>
@@ -1502,6 +1542,170 @@
           <w:szCs w:val="19"/>
         </w:rPr>
         <w:t xml:space="preserve">   We Do — work with your class</w:t>
+      </w:r>
+    </w:p>
+    <w:p>
+      <w:pPr>
+        <w:keepNext/>
+        <w:spacing w:after="40" w:before="40"/>
+      </w:pPr>
+      <w:r>
+        <w:rPr>
+          <w:b/>
+          <w:bCs/>
+          <w:color w:val="12355B"/>
+          <w:sz w:val="21"/>
+          <w:szCs w:val="21"/>
+        </w:rPr>
+        <w:t xml:space="preserve">Problem:  </w:t>
+      </w:r>
+      <w:r>
+        <w:rPr>
+          <w:sz w:val="21"/>
+          <w:szCs w:val="21"/>
+        </w:rPr>
+        <w:t xml:space="preserve">How many feet are in 3 yards?</w:t>
+      </w:r>
+    </w:p>
+    <w:p>
+      <w:pPr>
+        <w:spacing w:after="30"/>
+        <w:ind w:left="420"/>
+      </w:pPr>
+      <w:r>
+        <w:rPr>
+          <w:sz w:val="20"/>
+          <w:szCs w:val="20"/>
+        </w:rPr>
+        <w:t xml:space="preserve">A)  9 feet</w:t>
+      </w:r>
+    </w:p>
+    <w:p>
+      <w:pPr>
+        <w:spacing w:after="30"/>
+        <w:ind w:left="420"/>
+      </w:pPr>
+      <w:r>
+        <w:rPr>
+          <w:sz w:val="20"/>
+          <w:szCs w:val="20"/>
+        </w:rPr>
+        <w:t xml:space="preserve">B)  6 feet</w:t>
+      </w:r>
+    </w:p>
+    <w:p>
+      <w:pPr>
+        <w:spacing w:after="30"/>
+        <w:ind w:left="420"/>
+      </w:pPr>
+      <w:r>
+        <w:rPr>
+          <w:sz w:val="20"/>
+          <w:szCs w:val="20"/>
+        </w:rPr>
+        <w:t xml:space="preserve">C)  12 feet</w:t>
+      </w:r>
+    </w:p>
+    <w:p>
+      <w:pPr>
+        <w:spacing w:after="30"/>
+        <w:ind w:left="420"/>
+      </w:pPr>
+      <w:r>
+        <w:rPr>
+          <w:sz w:val="20"/>
+          <w:szCs w:val="20"/>
+        </w:rPr>
+        <w:t xml:space="preserve">D)  36 feet</w:t>
+      </w:r>
+    </w:p>
+    <w:p>
+      <w:pPr>
+        <w:keepNext/>
+        <w:spacing w:after="0" w:before="50"/>
+      </w:pPr>
+      <w:r>
+        <w:rPr>
+          <w:b/>
+          <w:bCs/>
+          <w:color w:val="6B4FA0"/>
+          <w:sz w:val="21"/>
+          <w:szCs w:val="21"/>
+        </w:rPr>
+        <w:t xml:space="preserve">Step 1:</w:t>
+      </w:r>
+    </w:p>
+    <w:p>
+      <w:pPr>
+        <w:pBdr>
+          <w:bottom w:val="single" w:color="AFBECC" w:sz="6"/>
+        </w:pBdr>
+        <w:spacing w:after="30" w:before="150"/>
+      </w:pPr>
+      <w:r>
+        <w:t xml:space="preserve"/>
+      </w:r>
+    </w:p>
+    <w:p>
+      <w:pPr>
+        <w:keepNext/>
+        <w:spacing w:after="0" w:before="50"/>
+      </w:pPr>
+      <w:r>
+        <w:rPr>
+          <w:b/>
+          <w:bCs/>
+          <w:color w:val="6B4FA0"/>
+          <w:sz w:val="21"/>
+          <w:szCs w:val="21"/>
+        </w:rPr>
+        <w:t xml:space="preserve">Step 2:</w:t>
+      </w:r>
+    </w:p>
+    <w:p>
+      <w:pPr>
+        <w:pBdr>
+          <w:bottom w:val="single" w:color="AFBECC" w:sz="6"/>
+        </w:pBdr>
+        <w:spacing w:after="30" w:before="150"/>
+      </w:pPr>
+      <w:r>
+        <w:t xml:space="preserve"/>
+      </w:r>
+    </w:p>
+    <w:p>
+      <w:pPr>
+        <w:keepNext/>
+        <w:spacing w:after="0" w:before="60"/>
+      </w:pPr>
+      <w:r>
+        <w:rPr>
+          <w:b/>
+          <w:bCs/>
+          <w:color w:val="12355B"/>
+          <w:sz w:val="21"/>
+          <w:szCs w:val="21"/>
+        </w:rPr>
+        <w:t xml:space="preserve">Answer:</w:t>
+      </w:r>
+    </w:p>
+    <w:p>
+      <w:pPr>
+        <w:pBdr>
+          <w:bottom w:val="single" w:color="AFBECC" w:sz="6"/>
+        </w:pBdr>
+        <w:spacing w:after="30" w:before="150"/>
+      </w:pPr>
+      <w:r>
+        <w:t xml:space="preserve"/>
+      </w:r>
+    </w:p>
+    <w:p>
+      <w:pPr>
+        <w:spacing w:after="80"/>
+      </w:pPr>
+      <w:r>
+        <w:t xml:space="preserve"/>
       </w:r>
     </w:p>
     <w:tbl>
@@ -2021,7 +2225,7 @@
           <w:sz w:val="21"/>
           <w:szCs w:val="21"/>
         </w:rPr>
-        <w:t xml:space="preserve">How many inches are in 7 feet?</w:t>
+        <w:t xml:space="preserve">How many ounces are in 4 pounds?</w:t>
       </w:r>
     </w:p>
     <w:p>
@@ -2034,7 +2238,7 @@
           <w:sz w:val="20"/>
           <w:szCs w:val="20"/>
         </w:rPr>
-        <w:t xml:space="preserve">A)  84 inches</w:t>
+        <w:t xml:space="preserve">A)  64 ounces</w:t>
       </w:r>
     </w:p>
     <w:p>
@@ -2047,7 +2251,7 @@
           <w:sz w:val="20"/>
           <w:szCs w:val="20"/>
         </w:rPr>
-        <w:t xml:space="preserve">B)  72 inches</w:t>
+        <w:t xml:space="preserve">B)  48 ounces</w:t>
       </w:r>
     </w:p>
     <w:p>
@@ -2060,7 +2264,7 @@
           <w:sz w:val="20"/>
           <w:szCs w:val="20"/>
         </w:rPr>
-        <w:t xml:space="preserve">C)  70 inches</w:t>
+        <w:t xml:space="preserve">C)  32 ounces</w:t>
       </w:r>
     </w:p>
     <w:p>
@@ -2073,7 +2277,7 @@
           <w:sz w:val="20"/>
           <w:szCs w:val="20"/>
         </w:rPr>
-        <w:t xml:space="preserve">D)  96 inches</w:t>
+        <w:t xml:space="preserve">D)  16 ounces</w:t>
       </w:r>
     </w:p>
     <w:p>
@@ -2151,7 +2355,7 @@
           <w:sz w:val="21"/>
           <w:szCs w:val="21"/>
         </w:rPr>
-        <w:t xml:space="preserve">How many feet are in 3 yards?</w:t>
+        <w:t xml:space="preserve">Convert 24 inches to feet.</w:t>
       </w:r>
     </w:p>
     <w:p>
@@ -2164,7 +2368,7 @@
           <w:sz w:val="20"/>
           <w:szCs w:val="20"/>
         </w:rPr>
-        <w:t xml:space="preserve">A)  9 feet</w:t>
+        <w:t xml:space="preserve">A)  2 feet</w:t>
       </w:r>
     </w:p>
     <w:p>
@@ -2177,7 +2381,7 @@
           <w:sz w:val="20"/>
           <w:szCs w:val="20"/>
         </w:rPr>
-        <w:t xml:space="preserve">B)  6 feet</w:t>
+        <w:t xml:space="preserve">B)  3 feet</w:t>
       </w:r>
     </w:p>
     <w:p>
@@ -2203,7 +2407,7 @@
           <w:sz w:val="20"/>
           <w:szCs w:val="20"/>
         </w:rPr>
-        <w:t xml:space="preserve">D)  36 feet</w:t>
+        <w:t xml:space="preserve">D)  24 feet</w:t>
       </w:r>
     </w:p>
     <w:p>
@@ -2281,7 +2485,7 @@
           <w:sz w:val="21"/>
           <w:szCs w:val="21"/>
         </w:rPr>
-        <w:t xml:space="preserve">How many ounces are in 4 pounds?</w:t>
+        <w:t xml:space="preserve">A shelf is 30 inches long. How many feet and inches is that?</w:t>
       </w:r>
     </w:p>
     <w:p>
@@ -2294,7 +2498,7 @@
           <w:sz w:val="20"/>
           <w:szCs w:val="20"/>
         </w:rPr>
-        <w:t xml:space="preserve">A)  64 ounces</w:t>
+        <w:t xml:space="preserve">A)  2 feet 6 inches</w:t>
       </w:r>
     </w:p>
     <w:p>
@@ -2307,7 +2511,7 @@
           <w:sz w:val="20"/>
           <w:szCs w:val="20"/>
         </w:rPr>
-        <w:t xml:space="preserve">B)  48 ounces</w:t>
+        <w:t xml:space="preserve">B)  3 feet 0 inches</w:t>
       </w:r>
     </w:p>
     <w:p>
@@ -2320,7 +2524,7 @@
           <w:sz w:val="20"/>
           <w:szCs w:val="20"/>
         </w:rPr>
-        <w:t xml:space="preserve">C)  32 ounces</w:t>
+        <w:t xml:space="preserve">C)  2 feet 8 inches</w:t>
       </w:r>
     </w:p>
     <w:p>
@@ -2333,7 +2537,7 @@
           <w:sz w:val="20"/>
           <w:szCs w:val="20"/>
         </w:rPr>
-        <w:t xml:space="preserve">D)  16 ounces</w:t>
+        <w:t xml:space="preserve">D)  1 foot 18 inches</w:t>
       </w:r>
     </w:p>
     <w:p>
@@ -2411,7 +2615,7 @@
           <w:sz w:val="21"/>
           <w:szCs w:val="21"/>
         </w:rPr>
-        <w:t xml:space="preserve">Convert 24 inches to feet.</w:t>
+        <w:t xml:space="preserve">How many inches are in 4 feet? (1 ft = 12 in)</w:t>
       </w:r>
     </w:p>
     <w:p>
@@ -2424,7 +2628,7 @@
           <w:sz w:val="20"/>
           <w:szCs w:val="20"/>
         </w:rPr>
-        <w:t xml:space="preserve">A)  2 feet</w:t>
+        <w:t xml:space="preserve">A)  48</w:t>
       </w:r>
     </w:p>
     <w:p>
@@ -2437,7 +2641,7 @@
           <w:sz w:val="20"/>
           <w:szCs w:val="20"/>
         </w:rPr>
-        <w:t xml:space="preserve">B)  3 feet</w:t>
+        <w:t xml:space="preserve">B)  16</w:t>
       </w:r>
     </w:p>
     <w:p>
@@ -2450,7 +2654,7 @@
           <w:sz w:val="20"/>
           <w:szCs w:val="20"/>
         </w:rPr>
-        <w:t xml:space="preserve">C)  12 feet</w:t>
+        <w:t xml:space="preserve">C)  36</w:t>
       </w:r>
     </w:p>
     <w:p>
@@ -2463,7 +2667,7 @@
           <w:sz w:val="20"/>
           <w:szCs w:val="20"/>
         </w:rPr>
-        <w:t xml:space="preserve">D)  24 feet</w:t>
+        <w:t xml:space="preserve">D)  40</w:t>
       </w:r>
     </w:p>
     <w:p>
@@ -3176,6 +3380,64 @@
           <w:sz w:val="24"/>
           <w:szCs w:val="24"/>
         </w:rPr>
+        <w:t xml:space="preserve">Worked Notes (I Do / We Do)</w:t>
+      </w:r>
+    </w:p>
+    <w:p>
+      <w:pPr>
+        <w:spacing w:after="80"/>
+      </w:pPr>
+      <w:r>
+        <w:rPr>
+          <w:b/>
+          <w:bCs/>
+          <w:sz w:val="21"/>
+          <w:szCs w:val="21"/>
+        </w:rPr>
+        <w:t xml:space="preserve">I Do:  </w:t>
+      </w:r>
+      <w:r>
+        <w:rPr>
+          <w:sz w:val="21"/>
+          <w:szCs w:val="21"/>
+        </w:rPr>
+        <w:t xml:space="preserve">A. 84 inches</w:t>
+      </w:r>
+    </w:p>
+    <w:p>
+      <w:pPr>
+        <w:spacing w:after="80"/>
+      </w:pPr>
+      <w:r>
+        <w:rPr>
+          <w:b/>
+          <w:bCs/>
+          <w:sz w:val="21"/>
+          <w:szCs w:val="21"/>
+        </w:rPr>
+        <w:t xml:space="preserve">We Do:  </w:t>
+      </w:r>
+      <w:r>
+        <w:rPr>
+          <w:sz w:val="21"/>
+          <w:szCs w:val="21"/>
+        </w:rPr>
+        <w:t xml:space="preserve">A. 9 feet</w:t>
+      </w:r>
+    </w:p>
+    <w:p>
+      <w:pPr>
+        <w:pStyle w:val="Heading2"/>
+        <w:spacing w:after="80" w:before="180"/>
+      </w:pPr>
+      <w:r>
+        <w:rPr>
+          <w:b/>
+          <w:bCs/>
+          <w:color w:val="12355B"/>
+          <w:sz w:val="24"/>
+          <w:szCs w:val="24"/>
+        </w:rPr>
         <w:t xml:space="preserve">Independent Practice</w:t>
       </w:r>
     </w:p>
@@ -3197,7 +3459,7 @@
           <w:sz w:val="21"/>
           <w:szCs w:val="21"/>
         </w:rPr>
-        <w:t xml:space="preserve">A)  84 inches</w:t>
+        <w:t xml:space="preserve">A)  64 ounces</w:t>
       </w:r>
       <w:r>
         <w:rPr>
@@ -3207,7 +3469,7 @@
           <w:sz w:val="19"/>
           <w:szCs w:val="19"/>
         </w:rPr>
-        <w:t xml:space="preserve">  — 7 × 12 = 84 inches.</w:t>
+        <w:t xml:space="preserve">  — 1 pound = 16 ounces. 4 × 16 = 64 ounces.</w:t>
       </w:r>
     </w:p>
     <w:p>
@@ -3228,7 +3490,7 @@
           <w:sz w:val="21"/>
           <w:szCs w:val="21"/>
         </w:rPr>
-        <w:t xml:space="preserve">A)  9 feet</w:t>
+        <w:t xml:space="preserve">A)  2 feet</w:t>
       </w:r>
       <w:r>
         <w:rPr>
@@ -3238,7 +3500,7 @@
           <w:sz w:val="19"/>
           <w:szCs w:val="19"/>
         </w:rPr>
-        <w:t xml:space="preserve">  — 1 yard = 3 feet. 3 × 3 = 9 feet.</w:t>
+        <w:t xml:space="preserve">  — 24 ÷ 12 = 2 feet.</w:t>
       </w:r>
     </w:p>
     <w:p>
@@ -3259,7 +3521,7 @@
           <w:sz w:val="21"/>
           <w:szCs w:val="21"/>
         </w:rPr>
-        <w:t xml:space="preserve">A)  64 ounces</w:t>
+        <w:t xml:space="preserve">A)  2 feet 6 inches</w:t>
       </w:r>
       <w:r>
         <w:rPr>
@@ -3269,7 +3531,7 @@
           <w:sz w:val="19"/>
           <w:szCs w:val="19"/>
         </w:rPr>
-        <w:t xml:space="preserve">  — 1 pound = 16 ounces. 4 × 16 = 64 ounces.</w:t>
+        <w:t xml:space="preserve">  — 30 ÷ 12 = 2 remainder 6. So 30 inches = 2 feet 6 inches.</w:t>
       </w:r>
     </w:p>
     <w:p>
@@ -3290,7 +3552,7 @@
           <w:sz w:val="21"/>
           <w:szCs w:val="21"/>
         </w:rPr>
-        <w:t xml:space="preserve">A)  2 feet</w:t>
+        <w:t xml:space="preserve">A)  48</w:t>
       </w:r>
       <w:r>
         <w:rPr>
@@ -3300,7 +3562,7 @@
           <w:sz w:val="19"/>
           <w:szCs w:val="19"/>
         </w:rPr>
-        <w:t xml:space="preserve">  — 24 ÷ 12 = 2 feet.</w:t>
+        <w:t xml:space="preserve">  — 4 × 12 = 48 inches.</w:t>
       </w:r>
     </w:p>
     <w:p>

--- a/lessons/4-6/downloads/4-6-notes.docx
+++ b/lessons/4-6/downloads/4-6-notes.docx
@@ -1177,6 +1177,238 @@
     <w:p>
       <w:pPr>
         <w:pStyle w:val="Heading1"/>
+        <w:pBdr>
+          <w:bottom w:val="single" w:color="1FA6A2" w:sz="14" w:space="6"/>
+        </w:pBdr>
+        <w:spacing w:after="140" w:before="260"/>
+      </w:pPr>
+      <w:r>
+        <w:rPr>
+          <w:b/>
+          <w:bCs/>
+          <w:color w:val="12355B"/>
+          <w:sz w:val="30"/>
+          <w:szCs w:val="30"/>
+        </w:rPr>
+        <w:t xml:space="preserve">Guided Notes</w:t>
+      </w:r>
+    </w:p>
+    <w:p>
+      <w:pPr>
+        <w:spacing w:after="100"/>
+      </w:pPr>
+      <w:r>
+        <w:rPr>
+          <w:i/>
+          <w:iCs/>
+          <w:color w:val="5F6F80"/>
+          <w:sz w:val="19"/>
+          <w:szCs w:val="19"/>
+        </w:rPr>
+        <w:t xml:space="preserve">Fill in each blank as we go. Use the Word Bank to help you.</w:t>
+      </w:r>
+    </w:p>
+    <w:tbl>
+      <w:tblPr>
+        <w:tblW w:type="pct" w:w="100%"/>
+        <w:tblBorders>
+          <w:top w:val="single" w:color="BBD0DE" w:sz="8"/>
+          <w:left w:val="single" w:color="BBD0DE" w:sz="8"/>
+          <w:bottom w:val="single" w:color="BBD0DE" w:sz="8"/>
+          <w:right w:val="single" w:color="BBD0DE" w:sz="8"/>
+          <w:insideH w:val="single" w:color="auto" w:sz="4"/>
+          <w:insideV w:val="single" w:color="auto" w:sz="4"/>
+        </w:tblBorders>
+      </w:tblPr>
+      <w:tblGrid>
+        <w:gridCol w:w="100"/>
+      </w:tblGrid>
+      <w:tr>
+        <w:tc>
+          <w:tcPr>
+            <w:shd w:fill="EEF4F8" w:color="auto" w:val="clear"/>
+            <w:tcMar>
+              <w:top w:type="dxa" w:w="120"/>
+              <w:left w:type="dxa" w:w="180"/>
+              <w:bottom w:type="dxa" w:w="120"/>
+              <w:right w:type="dxa" w:w="180"/>
+            </w:tcMar>
+          </w:tcPr>
+          <w:p>
+            <w:pPr>
+              <w:spacing w:after="40"/>
+            </w:pPr>
+            <w:r>
+              <w:rPr>
+                <w:b/>
+                <w:bCs/>
+                <w:color w:val="1FA6A2"/>
+                <w:sz w:val="18"/>
+                <w:szCs w:val="18"/>
+              </w:rPr>
+              <w:t xml:space="preserve">WORD BANK</w:t>
+            </w:r>
+          </w:p>
+          <w:p>
+            <w:pPr>
+              <w:spacing w:after="80"/>
+            </w:pPr>
+            <w:r>
+              <w:rPr>
+                <w:b/>
+                <w:bCs/>
+                <w:sz w:val="21"/>
+                <w:szCs w:val="21"/>
+              </w:rPr>
+              <w:t xml:space="preserve">Conversion Factor      •      Unit      •      Equivalent      •      Ratio      •      Customary units      •      Metric units</w:t>
+            </w:r>
+          </w:p>
+        </w:tc>
+      </w:tr>
+    </w:tbl>
+    <w:p>
+      <w:pPr>
+        <w:spacing w:after="80"/>
+      </w:pPr>
+      <w:r>
+        <w:t xml:space="preserve"/>
+      </w:r>
+    </w:p>
+    <w:p>
+      <w:pPr>
+        <w:spacing w:after="120" w:before="80"/>
+      </w:pPr>
+      <w:r>
+        <w:rPr>
+          <w:b/>
+          <w:bCs/>
+          <w:color w:val="12355B"/>
+          <w:sz w:val="22"/>
+          <w:szCs w:val="22"/>
+        </w:rPr>
+        <w:t xml:space="preserve">1.  </w:t>
+      </w:r>
+      <w:r>
+        <w:rPr>
+          <w:sz w:val="22"/>
+          <w:szCs w:val="22"/>
+        </w:rPr>
+        <w:t xml:space="preserve">A ratio equal to 1 that relates two units, like 12 inches / 1 foot, is a ___.</w:t>
+      </w:r>
+    </w:p>
+    <w:p>
+      <w:pPr>
+        <w:spacing w:after="120" w:before="80"/>
+      </w:pPr>
+      <w:r>
+        <w:rPr>
+          <w:b/>
+          <w:bCs/>
+          <w:color w:val="12355B"/>
+          <w:sz w:val="22"/>
+          <w:szCs w:val="22"/>
+        </w:rPr>
+        <w:t xml:space="preserve">2.  </w:t>
+      </w:r>
+      <w:r>
+        <w:rPr>
+          <w:sz w:val="22"/>
+          <w:szCs w:val="22"/>
+        </w:rPr>
+        <w:t xml:space="preserve">A standard amount used to measure, like a foot or a gram, is a ___.</w:t>
+      </w:r>
+    </w:p>
+    <w:p>
+      <w:pPr>
+        <w:spacing w:after="120" w:before="80"/>
+      </w:pPr>
+      <w:r>
+        <w:rPr>
+          <w:b/>
+          <w:bCs/>
+          <w:color w:val="12355B"/>
+          <w:sz w:val="22"/>
+          <w:szCs w:val="22"/>
+        </w:rPr>
+        <w:t xml:space="preserve">3.  </w:t>
+      </w:r>
+      <w:r>
+        <w:rPr>
+          <w:sz w:val="22"/>
+          <w:szCs w:val="22"/>
+        </w:rPr>
+        <w:t xml:space="preserve">Two measurements that name the same amount, like 1 foot and 12 inches, are ___.</w:t>
+      </w:r>
+    </w:p>
+    <w:p>
+      <w:pPr>
+        <w:spacing w:after="120" w:before="80"/>
+      </w:pPr>
+      <w:r>
+        <w:rPr>
+          <w:b/>
+          <w:bCs/>
+          <w:color w:val="12355B"/>
+          <w:sz w:val="22"/>
+          <w:szCs w:val="22"/>
+        </w:rPr>
+        <w:t xml:space="preserve">4.  </w:t>
+      </w:r>
+      <w:r>
+        <w:rPr>
+          <w:sz w:val="22"/>
+          <w:szCs w:val="22"/>
+        </w:rPr>
+        <w:t xml:space="preserve">A comparison of two quantities is a ___.</w:t>
+      </w:r>
+    </w:p>
+    <w:p>
+      <w:pPr>
+        <w:spacing w:after="120" w:before="80"/>
+      </w:pPr>
+      <w:r>
+        <w:rPr>
+          <w:b/>
+          <w:bCs/>
+          <w:color w:val="12355B"/>
+          <w:sz w:val="22"/>
+          <w:szCs w:val="22"/>
+        </w:rPr>
+        <w:t xml:space="preserve">5.  </w:t>
+      </w:r>
+      <w:r>
+        <w:rPr>
+          <w:sz w:val="22"/>
+          <w:szCs w:val="22"/>
+        </w:rPr>
+        <w:t xml:space="preserve">Units like inches, feet, and pounds used mainly in the U.S. are ___.</w:t>
+      </w:r>
+    </w:p>
+    <w:p>
+      <w:pPr>
+        <w:spacing w:after="120" w:before="80"/>
+      </w:pPr>
+      <w:r>
+        <w:rPr>
+          <w:b/>
+          <w:bCs/>
+          <w:color w:val="12355B"/>
+          <w:sz w:val="22"/>
+          <w:szCs w:val="22"/>
+        </w:rPr>
+        <w:t xml:space="preserve">6.  </w:t>
+      </w:r>
+      <w:r>
+        <w:rPr>
+          <w:sz w:val="22"/>
+          <w:szCs w:val="22"/>
+        </w:rPr>
+        <w:t xml:space="preserve">Units like meters, grams, and liters based on tens are ___.</w:t>
+      </w:r>
+    </w:p>
+    <w:p>
+      <w:pPr>
+        <w:pStyle w:val="Heading1"/>
         <w:pageBreakBefore/>
         <w:pBdr>
           <w:bottom w:val="single" w:color="1FA6A2" w:sz="14" w:space="6"/>
@@ -2144,6 +2376,87 @@
     </w:p>
     <w:p>
       <w:pPr>
+        <w:spacing w:after="40" w:before="80"/>
+      </w:pPr>
+      <w:r>
+        <w:rPr>
+          <w:b/>
+          <w:bCs/>
+          <w:color w:val="12355B"/>
+          <w:sz w:val="21"/>
+          <w:szCs w:val="21"/>
+        </w:rPr>
+        <w:t xml:space="preserve">4. </w:t>
+      </w:r>
+      <w:r>
+        <w:rPr>
+          <w:b/>
+          <w:bCs/>
+          <w:color w:val="6B4FA0"/>
+          <w:sz w:val="19"/>
+          <w:szCs w:val="19"/>
+        </w:rPr>
+        <w:t xml:space="preserve">[Practice] </w:t>
+      </w:r>
+      <w:r>
+        <w:rPr>
+          <w:b/>
+          <w:bCs/>
+          <w:sz w:val="21"/>
+          <w:szCs w:val="21"/>
+        </w:rPr>
+        <w:t xml:space="preserve">During practice on Convert Measurement Units, what strategy did you use when a problem felt tricky?</w:t>
+      </w:r>
+    </w:p>
+    <w:p>
+      <w:pPr>
+        <w:spacing w:after="60"/>
+      </w:pPr>
+      <w:r>
+        <w:rPr>
+          <w:color w:val="1A2733"/>
+          <w:sz w:val="21"/>
+          <w:szCs w:val="21"/>
+        </w:rPr>
+        <w:t xml:space="preserve">Start with:  To convert ___ to ___, I ___ by ___.</w:t>
+      </w:r>
+      <w:r>
+        <w:rPr>
+          <w:i/>
+          <w:iCs/>
+          <w:color w:val="5F6F80"/>
+          <w:sz w:val="19"/>
+          <w:szCs w:val="19"/>
+        </w:rPr>
+        <w:br/>
+        <w:t xml:space="preserve">Para convertir ___ a ___, ___ por ___.</w:t>
+      </w:r>
+    </w:p>
+    <w:p>
+      <w:pPr>
+        <w:spacing w:after="80"/>
+      </w:pPr>
+      <w:r>
+        <w:rPr>
+          <w:b/>
+          <w:bCs/>
+          <w:color w:val="12355B"/>
+          <w:sz w:val="19"/>
+          <w:szCs w:val="19"/>
+        </w:rPr>
+        <w:t xml:space="preserve">Word bank:  </w:t>
+      </w:r>
+      <w:r>
+        <w:rPr>
+          <w:color w:val="1FA6A2"/>
+          <w:sz w:val="19"/>
+          <w:szCs w:val="19"/>
+        </w:rPr>
+        <w:t xml:space="preserve">Conversion Factor,  Unit,  Equivalent,  Ratio</w:t>
+      </w:r>
+    </w:p>
+    <w:p>
+      <w:pPr>
         <w:pStyle w:val="Heading1"/>
         <w:pageBreakBefore/>
         <w:pBdr>
@@ -2615,7 +2928,7 @@
           <w:sz w:val="21"/>
           <w:szCs w:val="21"/>
         </w:rPr>
-        <w:t xml:space="preserve">How many inches are in 4 feet? (1 ft = 12 in)</w:t>
+        <w:t xml:space="preserve">Leg 1: The joystick rod is 3 feet long, but the parts catalog lists it in inches. How many inches is that? (1 ft = 12 in)</w:t>
       </w:r>
     </w:p>
     <w:p>
@@ -2628,7 +2941,7 @@
           <w:sz w:val="20"/>
           <w:szCs w:val="20"/>
         </w:rPr>
-        <w:t xml:space="preserve">A)  48</w:t>
+        <w:t xml:space="preserve">A)  36 inches</w:t>
       </w:r>
     </w:p>
     <w:p>
@@ -2641,7 +2954,7 @@
           <w:sz w:val="20"/>
           <w:szCs w:val="20"/>
         </w:rPr>
-        <w:t xml:space="preserve">B)  16</w:t>
+        <w:t xml:space="preserve">B)  15 inches</w:t>
       </w:r>
     </w:p>
     <w:p>
@@ -2654,7 +2967,7 @@
           <w:sz w:val="20"/>
           <w:szCs w:val="20"/>
         </w:rPr>
-        <w:t xml:space="preserve">C)  36</w:t>
+        <w:t xml:space="preserve">C)  30 inches</w:t>
       </w:r>
     </w:p>
     <w:p>
@@ -2667,7 +2980,7 @@
           <w:sz w:val="20"/>
           <w:szCs w:val="20"/>
         </w:rPr>
-        <w:t xml:space="preserve">D)  40</w:t>
+        <w:t xml:space="preserve">D)  33 inches</w:t>
       </w:r>
     </w:p>
     <w:p>
@@ -2740,33 +3053,7 @@
           <w:sz w:val="30"/>
           <w:szCs w:val="30"/>
         </w:rPr>
-        <w:t xml:space="preserve">Write About the Math</w:t>
-      </w:r>
-    </w:p>
-    <w:p>
-      <w:pPr>
-        <w:pStyle w:val="Heading2"/>
-        <w:spacing w:after="80" w:before="180"/>
-      </w:pPr>
-      <w:r>
-        <w:rPr>
-          <w:b/>
-          <w:bCs/>
-          <w:color w:val="12355B"/>
-          <w:sz w:val="24"/>
-          <w:szCs w:val="24"/>
-        </w:rPr>
-        <w:t xml:space="preserve">Build Strong Sentences</w:t>
-      </w:r>
-      <w:r>
-        <w:rPr>
-          <w:i/>
-          <w:iCs/>
-          <w:color w:val="B97A12"/>
-          <w:sz w:val="19"/>
-          <w:szCs w:val="19"/>
-        </w:rPr>
-        <w:t xml:space="preserve">   The Writing Revolution</w:t>
+        <w:t xml:space="preserve">Exit Ticket</w:t>
       </w:r>
     </w:p>
     <w:p>
@@ -2781,435 +3068,86 @@
           <w:sz w:val="19"/>
           <w:szCs w:val="19"/>
         </w:rPr>
-        <w:t xml:space="preserve">I can explain my conversion using the words conversion factor, unit, equivalent, and ratio.</w:t>
-      </w:r>
-    </w:p>
-    <w:p>
-      <w:pPr>
-        <w:pStyle w:val="Heading2"/>
-        <w:spacing w:after="80" w:before="180"/>
-      </w:pPr>
-      <w:r>
-        <w:rPr>
-          <w:b/>
-          <w:bCs/>
-          <w:color w:val="12355B"/>
-          <w:sz w:val="24"/>
-          <w:szCs w:val="24"/>
-        </w:rPr>
-        <w:t xml:space="preserve">1. Kernel Sentence</w:t>
-      </w:r>
-      <w:r>
-        <w:rPr>
-          <w:i/>
-          <w:iCs/>
-          <w:color w:val="1FA6A2"/>
-          <w:sz w:val="19"/>
-          <w:szCs w:val="19"/>
-        </w:rPr>
-        <w:t xml:space="preserve">   subject + verb</w:t>
-      </w:r>
-    </w:p>
-    <w:tbl>
-      <w:tblPr>
-        <w:tblW w:type="pct" w:w="100%"/>
-        <w:tblBorders>
-          <w:top w:val="single" w:color="B97A12" w:sz="8"/>
-          <w:left w:val="single" w:color="B97A12" w:sz="8"/>
-          <w:bottom w:val="single" w:color="B97A12" w:sz="8"/>
-          <w:right w:val="single" w:color="B97A12" w:sz="8"/>
-          <w:insideH w:val="single" w:color="auto" w:sz="4"/>
-          <w:insideV w:val="single" w:color="auto" w:sz="4"/>
-        </w:tblBorders>
-      </w:tblPr>
-      <w:tblGrid>
-        <w:gridCol w:w="100"/>
-      </w:tblGrid>
-      <w:tr>
-        <w:tc>
-          <w:tcPr>
-            <w:shd w:fill="FBF3E2" w:color="auto" w:val="clear"/>
-            <w:tcMar>
-              <w:top w:type="dxa" w:w="120"/>
-              <w:left w:type="dxa" w:w="180"/>
-              <w:bottom w:type="dxa" w:w="120"/>
-              <w:right w:type="dxa" w:w="180"/>
-            </w:tcMar>
-          </w:tcPr>
-          <w:p>
-            <w:pPr>
-              <w:spacing w:after="0"/>
-            </w:pPr>
-            <w:r>
-              <w:rPr>
-                <w:b/>
-                <w:bCs/>
-                <w:color w:val="1FA6A2"/>
-                <w:sz w:val="20"/>
-                <w:szCs w:val="20"/>
-              </w:rPr>
-              <w:t xml:space="preserve">Model:  </w:t>
-            </w:r>
-            <w:r>
-              <w:rPr>
-                <w:sz w:val="20"/>
-                <w:szCs w:val="20"/>
-              </w:rPr>
-              <w:t xml:space="preserve">Unit is a standard amount used to measure, like an inch or a liter.</w:t>
-            </w:r>
-          </w:p>
-        </w:tc>
-      </w:tr>
-    </w:tbl>
+        <w:t xml:space="preserve">Answer on your own. This shows what you learned today.</w:t>
+      </w:r>
+    </w:p>
+    <w:p>
+      <w:pPr>
+        <w:spacing w:after="80" w:before="80"/>
+      </w:pPr>
+      <w:r>
+        <w:rPr>
+          <w:color w:val="B97A12"/>
+          <w:sz w:val="22"/>
+          <w:szCs w:val="22"/>
+        </w:rPr>
+        <w:t xml:space="preserve">★  </w:t>
+      </w:r>
+      <w:r>
+        <w:rPr>
+          <w:b/>
+          <w:bCs/>
+          <w:sz w:val="22"/>
+          <w:szCs w:val="22"/>
+        </w:rPr>
+        <w:t xml:space="preserve">Which is the correct conversion of 5 yards to inches?</w:t>
+      </w:r>
+    </w:p>
+    <w:p>
+      <w:pPr>
+        <w:spacing w:after="60"/>
+        <w:ind w:left="420"/>
+      </w:pPr>
+      <w:r>
+        <w:rPr>
+          <w:sz w:val="21"/>
+          <w:szCs w:val="21"/>
+        </w:rPr>
+        <w:t xml:space="preserve">A)  180 inches</w:t>
+      </w:r>
+    </w:p>
+    <w:p>
+      <w:pPr>
+        <w:spacing w:after="60"/>
+        <w:ind w:left="420"/>
+      </w:pPr>
+      <w:r>
+        <w:rPr>
+          <w:sz w:val="21"/>
+          <w:szCs w:val="21"/>
+        </w:rPr>
+        <w:t xml:space="preserve">B)  60 inches</w:t>
+      </w:r>
+    </w:p>
+    <w:p>
+      <w:pPr>
+        <w:spacing w:after="60"/>
+        <w:ind w:left="420"/>
+      </w:pPr>
+      <w:r>
+        <w:rPr>
+          <w:sz w:val="21"/>
+          <w:szCs w:val="21"/>
+        </w:rPr>
+        <w:t xml:space="preserve">C)  15 inches</w:t>
+      </w:r>
+    </w:p>
+    <w:p>
+      <w:pPr>
+        <w:spacing w:after="60"/>
+        <w:ind w:left="420"/>
+      </w:pPr>
+      <w:r>
+        <w:rPr>
+          <w:sz w:val="21"/>
+          <w:szCs w:val="21"/>
+        </w:rPr>
+        <w:t xml:space="preserve">D)  540 inches</w:t>
+      </w:r>
+    </w:p>
     <w:p>
       <w:pPr>
         <w:spacing w:after="40"/>
-      </w:pPr>
-      <w:r>
-        <w:t xml:space="preserve"/>
-      </w:r>
-    </w:p>
-    <w:p>
-      <w:pPr>
-        <w:spacing w:after="60"/>
-      </w:pPr>
-      <w:r>
-        <w:rPr>
-          <w:color w:val="1A2733"/>
-          <w:sz w:val="21"/>
-          <w:szCs w:val="21"/>
-        </w:rPr>
-        <w:t xml:space="preserve">Write a kernel sentence about unit. Use a subject and a verb.</w:t>
-      </w:r>
-      <w:r>
-        <w:rPr>
-          <w:i/>
-          <w:iCs/>
-          <w:color w:val="5F6F80"/>
-          <w:sz w:val="19"/>
-          <w:szCs w:val="19"/>
-        </w:rPr>
-        <w:br/>
-        <w:t xml:space="preserve">Escribe una oración base sobre unidad. Usa un sujeto y un verbo.</w:t>
-      </w:r>
-    </w:p>
-    <w:p>
-      <w:pPr>
-        <w:pBdr>
-          <w:bottom w:val="single" w:color="AFBECC" w:sz="6"/>
-        </w:pBdr>
-        <w:spacing w:after="30" w:before="150"/>
-      </w:pPr>
-      <w:r>
-        <w:t xml:space="preserve"/>
-      </w:r>
-    </w:p>
-    <w:p>
-      <w:pPr>
-        <w:pBdr>
-          <w:bottom w:val="single" w:color="AFBECC" w:sz="6"/>
-        </w:pBdr>
-        <w:spacing w:after="30" w:before="150"/>
-      </w:pPr>
-      <w:r>
-        <w:t xml:space="preserve"/>
-      </w:r>
-    </w:p>
-    <w:p>
-      <w:pPr>
-        <w:pStyle w:val="Heading2"/>
-        <w:spacing w:after="80" w:before="180"/>
-      </w:pPr>
-      <w:r>
-        <w:rPr>
-          <w:b/>
-          <w:bCs/>
-          <w:color w:val="12355B"/>
-          <w:sz w:val="24"/>
-          <w:szCs w:val="24"/>
-        </w:rPr>
-        <w:t xml:space="preserve">2. Sentence Expansion</w:t>
-      </w:r>
-      <w:r>
-        <w:rPr>
-          <w:i/>
-          <w:iCs/>
-          <w:color w:val="1FA6A2"/>
-          <w:sz w:val="19"/>
-          <w:szCs w:val="19"/>
-        </w:rPr>
-        <w:t xml:space="preserve">   because · but · so</w:t>
-      </w:r>
-    </w:p>
-    <w:p>
-      <w:pPr>
-        <w:spacing w:after="80"/>
-      </w:pPr>
-      <w:r>
-        <w:rPr>
-          <w:b/>
-          <w:bCs/>
-          <w:color w:val="1FA6A2"/>
-          <w:sz w:val="20"/>
-          <w:szCs w:val="20"/>
-        </w:rPr>
-        <w:t xml:space="preserve">Kernel:  </w:t>
-      </w:r>
-      <w:r>
-        <w:rPr>
-          <w:sz w:val="20"/>
-          <w:szCs w:val="20"/>
-        </w:rPr>
-        <w:t xml:space="preserve">Unit matters in math</w:t>
-      </w:r>
-    </w:p>
-    <w:p>
-      <w:pPr>
-        <w:spacing w:after="80"/>
-      </w:pPr>
-      <w:r>
-        <w:rPr>
-          <w:b/>
-          <w:bCs/>
-          <w:color w:val="12355B"/>
-          <w:sz w:val="21"/>
-          <w:szCs w:val="21"/>
-        </w:rPr>
-        <w:t xml:space="preserve">because  </w:t>
-      </w:r>
-      <w:r>
-        <w:rPr>
-          <w:sz w:val="21"/>
-          <w:szCs w:val="21"/>
-        </w:rPr>
-        <w:t xml:space="preserve">Unit matters in math because ___.</w:t>
-      </w:r>
-      <w:r>
-        <w:rPr>
-          <w:i/>
-          <w:iCs/>
-          <w:color w:val="5F6F80"/>
-          <w:sz w:val="19"/>
-          <w:szCs w:val="19"/>
-        </w:rPr>
-        <w:br/>
-        <w:t xml:space="preserve">Unidad importa en matemáticas porque ___.</w:t>
-      </w:r>
-    </w:p>
-    <w:p>
-      <w:pPr>
-        <w:pBdr>
-          <w:bottom w:val="single" w:color="AFBECC" w:sz="6"/>
-        </w:pBdr>
-        <w:spacing w:after="30" w:before="150"/>
-      </w:pPr>
-      <w:r>
-        <w:t xml:space="preserve"/>
-      </w:r>
-    </w:p>
-    <w:p>
-      <w:pPr>
-        <w:spacing w:after="80"/>
-      </w:pPr>
-      <w:r>
-        <w:rPr>
-          <w:b/>
-          <w:bCs/>
-          <w:color w:val="12355B"/>
-          <w:sz w:val="21"/>
-          <w:szCs w:val="21"/>
-        </w:rPr>
-        <w:t xml:space="preserve">but  </w:t>
-      </w:r>
-      <w:r>
-        <w:rPr>
-          <w:sz w:val="21"/>
-          <w:szCs w:val="21"/>
-        </w:rPr>
-        <w:t xml:space="preserve">Unit matters in math, but ___.</w:t>
-      </w:r>
-      <w:r>
-        <w:rPr>
-          <w:i/>
-          <w:iCs/>
-          <w:color w:val="5F6F80"/>
-          <w:sz w:val="19"/>
-          <w:szCs w:val="19"/>
-        </w:rPr>
-        <w:br/>
-        <w:t xml:space="preserve">Unidad importa en matemáticas, pero ___.</w:t>
-      </w:r>
-    </w:p>
-    <w:p>
-      <w:pPr>
-        <w:pBdr>
-          <w:bottom w:val="single" w:color="AFBECC" w:sz="6"/>
-        </w:pBdr>
-        <w:spacing w:after="30" w:before="150"/>
-      </w:pPr>
-      <w:r>
-        <w:t xml:space="preserve"/>
-      </w:r>
-    </w:p>
-    <w:p>
-      <w:pPr>
-        <w:spacing w:after="80"/>
-      </w:pPr>
-      <w:r>
-        <w:rPr>
-          <w:b/>
-          <w:bCs/>
-          <w:color w:val="12355B"/>
-          <w:sz w:val="21"/>
-          <w:szCs w:val="21"/>
-        </w:rPr>
-        <w:t xml:space="preserve">so  </w:t>
-      </w:r>
-      <w:r>
-        <w:rPr>
-          <w:sz w:val="21"/>
-          <w:szCs w:val="21"/>
-        </w:rPr>
-        <w:t xml:space="preserve">Unit matters in math, so ___.</w:t>
-      </w:r>
-      <w:r>
-        <w:rPr>
-          <w:i/>
-          <w:iCs/>
-          <w:color w:val="5F6F80"/>
-          <w:sz w:val="19"/>
-          <w:szCs w:val="19"/>
-        </w:rPr>
-        <w:br/>
-        <w:t xml:space="preserve">Unidad importa en matemáticas, entonces ___.</w:t>
-      </w:r>
-    </w:p>
-    <w:p>
-      <w:pPr>
-        <w:pBdr>
-          <w:bottom w:val="single" w:color="AFBECC" w:sz="6"/>
-        </w:pBdr>
-        <w:spacing w:after="30" w:before="150"/>
-      </w:pPr>
-      <w:r>
-        <w:t xml:space="preserve"/>
-      </w:r>
-    </w:p>
-    <w:p>
-      <w:pPr>
-        <w:pStyle w:val="Heading2"/>
-        <w:spacing w:after="80" w:before="180"/>
-      </w:pPr>
-      <w:r>
-        <w:rPr>
-          <w:b/>
-          <w:bCs/>
-          <w:color w:val="12355B"/>
-          <w:sz w:val="24"/>
-          <w:szCs w:val="24"/>
-        </w:rPr>
-        <w:t xml:space="preserve">3. Explain Your Reasoning</w:t>
-      </w:r>
-      <w:r>
-        <w:rPr>
-          <w:i/>
-          <w:iCs/>
-          <w:color w:val="1FA6A2"/>
-          <w:sz w:val="19"/>
-          <w:szCs w:val="19"/>
-        </w:rPr>
-        <w:t xml:space="preserve">   use a sentence starter</w:t>
-      </w:r>
-    </w:p>
-    <w:p>
-      <w:pPr>
-        <w:spacing w:after="60"/>
-      </w:pPr>
-      <w:r>
-        <w:rPr>
-          <w:color w:val="1A2733"/>
-          <w:sz w:val="21"/>
-          <w:szCs w:val="21"/>
-        </w:rPr>
-        <w:t xml:space="preserve">I have to convert because the blueprint uses ___ but the catalog uses ___.</w:t>
-      </w:r>
-      <w:r>
-        <w:rPr>
-          <w:i/>
-          <w:iCs/>
-          <w:color w:val="5F6F80"/>
-          <w:sz w:val="19"/>
-          <w:szCs w:val="19"/>
-        </w:rPr>
-        <w:br/>
-        <w:t xml:space="preserve">Tengo que convertir porque el plano usa ___ pero el catálogo usa ___.</w:t>
-      </w:r>
-    </w:p>
-    <w:p>
-      <w:pPr>
-        <w:spacing w:after="60"/>
-      </w:pPr>
-      <w:r>
-        <w:rPr>
-          <w:color w:val="1A2733"/>
-          <w:sz w:val="21"/>
-          <w:szCs w:val="21"/>
-        </w:rPr>
-        <w:t xml:space="preserve">One ___ is bigger than one ___.</w:t>
-      </w:r>
-      <w:r>
-        <w:rPr>
-          <w:i/>
-          <w:iCs/>
-          <w:color w:val="5F6F80"/>
-          <w:sz w:val="19"/>
-          <w:szCs w:val="19"/>
-        </w:rPr>
-        <w:br/>
-        <w:t xml:space="preserve">Un/Una ___ es más grande que un/una ___.</w:t>
-      </w:r>
-    </w:p>
-    <w:p>
-      <w:pPr>
-        <w:spacing w:after="60"/>
-      </w:pPr>
-      <w:r>
-        <w:rPr>
-          <w:color w:val="1A2733"/>
-          <w:sz w:val="21"/>
-          <w:szCs w:val="21"/>
-        </w:rPr>
-        <w:t xml:space="preserve">To convert ___ to ___, I ___ by ___.</w:t>
-      </w:r>
-      <w:r>
-        <w:rPr>
-          <w:i/>
-          <w:iCs/>
-          <w:color w:val="5F6F80"/>
-          <w:sz w:val="19"/>
-          <w:szCs w:val="19"/>
-        </w:rPr>
-        <w:br/>
-        <w:t xml:space="preserve">Para convertir ___ a ___, ___ por ___.</w:t>
-      </w:r>
-    </w:p>
-    <w:p>
-      <w:pPr>
-        <w:pBdr>
-          <w:bottom w:val="single" w:color="AFBECC" w:sz="6"/>
-        </w:pBdr>
-        <w:spacing w:after="30" w:before="150"/>
-      </w:pPr>
-      <w:r>
-        <w:t xml:space="preserve"/>
-      </w:r>
-    </w:p>
-    <w:p>
-      <w:pPr>
-        <w:pBdr>
-          <w:bottom w:val="single" w:color="AFBECC" w:sz="6"/>
-        </w:pBdr>
-        <w:spacing w:after="30" w:before="150"/>
       </w:pPr>
       <w:r>
         <w:t xml:space="preserve"/>
@@ -3232,7 +3170,7 @@
           <w:sz w:val="30"/>
           <w:szCs w:val="30"/>
         </w:rPr>
-        <w:t xml:space="preserve">Exit Ticket</w:t>
+        <w:t xml:space="preserve">Answer Key &amp; Teacher Guide</w:t>
       </w:r>
     </w:p>
     <w:p>
@@ -3247,115 +3185,245 @@
           <w:sz w:val="19"/>
           <w:szCs w:val="19"/>
         </w:rPr>
-        <w:t xml:space="preserve">Answer on your own. This shows what you learned today.</w:t>
-      </w:r>
-    </w:p>
-    <w:p>
-      <w:pPr>
-        <w:spacing w:after="80" w:before="80"/>
-      </w:pPr>
-      <w:r>
-        <w:rPr>
-          <w:color w:val="B97A12"/>
-          <w:sz w:val="22"/>
-          <w:szCs w:val="22"/>
-        </w:rPr>
-        <w:t xml:space="preserve">★  </w:t>
-      </w:r>
-      <w:r>
-        <w:rPr>
-          <w:b/>
-          <w:bCs/>
-          <w:sz w:val="22"/>
-          <w:szCs w:val="22"/>
-        </w:rPr>
-        <w:t xml:space="preserve">Which is the correct conversion of 5 yards to inches?</w:t>
-      </w:r>
-    </w:p>
-    <w:p>
-      <w:pPr>
-        <w:spacing w:after="60"/>
-        <w:ind w:left="420"/>
-      </w:pPr>
-      <w:r>
-        <w:rPr>
-          <w:sz w:val="21"/>
-          <w:szCs w:val="21"/>
-        </w:rPr>
-        <w:t xml:space="preserve">A)  180 inches</w:t>
-      </w:r>
-    </w:p>
-    <w:p>
-      <w:pPr>
-        <w:spacing w:after="60"/>
-        <w:ind w:left="420"/>
-      </w:pPr>
-      <w:r>
-        <w:rPr>
-          <w:sz w:val="21"/>
-          <w:szCs w:val="21"/>
-        </w:rPr>
-        <w:t xml:space="preserve">B)  60 inches</w:t>
-      </w:r>
-    </w:p>
-    <w:p>
-      <w:pPr>
-        <w:spacing w:after="60"/>
-        <w:ind w:left="420"/>
-      </w:pPr>
-      <w:r>
-        <w:rPr>
-          <w:sz w:val="21"/>
-          <w:szCs w:val="21"/>
-        </w:rPr>
-        <w:t xml:space="preserve">C)  15 inches</w:t>
-      </w:r>
-    </w:p>
-    <w:p>
-      <w:pPr>
-        <w:spacing w:after="60"/>
-        <w:ind w:left="420"/>
-      </w:pPr>
-      <w:r>
-        <w:rPr>
-          <w:sz w:val="21"/>
-          <w:szCs w:val="21"/>
-        </w:rPr>
-        <w:t xml:space="preserve">D)  540 inches</w:t>
-      </w:r>
-    </w:p>
-    <w:p>
-      <w:pPr>
-        <w:spacing w:after="40"/>
-      </w:pPr>
-      <w:r>
-        <w:t xml:space="preserve"/>
-      </w:r>
-    </w:p>
-    <w:p>
-      <w:pPr>
-        <w:pStyle w:val="Heading1"/>
-        <w:pageBreakBefore/>
-        <w:pBdr>
-          <w:bottom w:val="single" w:color="1FA6A2" w:sz="14" w:space="6"/>
-        </w:pBdr>
-        <w:spacing w:after="140" w:before="0"/>
-      </w:pPr>
-      <w:r>
-        <w:rPr>
-          <w:b/>
-          <w:bCs/>
-          <w:color w:val="12355B"/>
-          <w:sz w:val="30"/>
-          <w:szCs w:val="30"/>
-        </w:rPr>
-        <w:t xml:space="preserve">Answer Key &amp; Teacher Guide</w:t>
-      </w:r>
-    </w:p>
-    <w:p>
-      <w:pPr>
-        <w:spacing w:after="100"/>
-      </w:pPr>
+        <w:t xml:space="preserve">Teacher reference — remove or fold back before distributing to students.</w:t>
+      </w:r>
+    </w:p>
+    <w:p>
+      <w:pPr>
+        <w:pStyle w:val="Heading2"/>
+        <w:spacing w:after="80" w:before="180"/>
+      </w:pPr>
+      <w:r>
+        <w:rPr>
+          <w:b/>
+          <w:bCs/>
+          <w:color w:val="12355B"/>
+          <w:sz w:val="24"/>
+          <w:szCs w:val="24"/>
+        </w:rPr>
+        <w:t xml:space="preserve">Guided Notes (Fill-in)</w:t>
+      </w:r>
+    </w:p>
+    <w:p>
+      <w:pPr>
+        <w:spacing w:after="80"/>
+      </w:pPr>
+      <w:r>
+        <w:rPr>
+          <w:b/>
+          <w:bCs/>
+          <w:sz w:val="21"/>
+          <w:szCs w:val="21"/>
+        </w:rPr>
+        <w:t xml:space="preserve">Notes 1:  </w:t>
+      </w:r>
+      <w:r>
+        <w:rPr>
+          <w:sz w:val="21"/>
+          <w:szCs w:val="21"/>
+        </w:rPr>
+        <w:t xml:space="preserve">Conversion Factor</w:t>
+      </w:r>
+    </w:p>
+    <w:p>
+      <w:pPr>
+        <w:spacing w:after="80"/>
+      </w:pPr>
+      <w:r>
+        <w:rPr>
+          <w:b/>
+          <w:bCs/>
+          <w:sz w:val="21"/>
+          <w:szCs w:val="21"/>
+        </w:rPr>
+        <w:t xml:space="preserve">Notes 2:  </w:t>
+      </w:r>
+      <w:r>
+        <w:rPr>
+          <w:sz w:val="21"/>
+          <w:szCs w:val="21"/>
+        </w:rPr>
+        <w:t xml:space="preserve">Unit</w:t>
+      </w:r>
+    </w:p>
+    <w:p>
+      <w:pPr>
+        <w:spacing w:after="80"/>
+      </w:pPr>
+      <w:r>
+        <w:rPr>
+          <w:b/>
+          <w:bCs/>
+          <w:sz w:val="21"/>
+          <w:szCs w:val="21"/>
+        </w:rPr>
+        <w:t xml:space="preserve">Notes 3:  </w:t>
+      </w:r>
+      <w:r>
+        <w:rPr>
+          <w:sz w:val="21"/>
+          <w:szCs w:val="21"/>
+        </w:rPr>
+        <w:t xml:space="preserve">Equivalent</w:t>
+      </w:r>
+    </w:p>
+    <w:p>
+      <w:pPr>
+        <w:spacing w:after="80"/>
+      </w:pPr>
+      <w:r>
+        <w:rPr>
+          <w:b/>
+          <w:bCs/>
+          <w:sz w:val="21"/>
+          <w:szCs w:val="21"/>
+        </w:rPr>
+        <w:t xml:space="preserve">Notes 4:  </w:t>
+      </w:r>
+      <w:r>
+        <w:rPr>
+          <w:sz w:val="21"/>
+          <w:szCs w:val="21"/>
+        </w:rPr>
+        <w:t xml:space="preserve">Ratio</w:t>
+      </w:r>
+    </w:p>
+    <w:p>
+      <w:pPr>
+        <w:spacing w:after="80"/>
+      </w:pPr>
+      <w:r>
+        <w:rPr>
+          <w:b/>
+          <w:bCs/>
+          <w:sz w:val="21"/>
+          <w:szCs w:val="21"/>
+        </w:rPr>
+        <w:t xml:space="preserve">Notes 5:  </w:t>
+      </w:r>
+      <w:r>
+        <w:rPr>
+          <w:sz w:val="21"/>
+          <w:szCs w:val="21"/>
+        </w:rPr>
+        <w:t xml:space="preserve">Customary units</w:t>
+      </w:r>
+    </w:p>
+    <w:p>
+      <w:pPr>
+        <w:spacing w:after="80"/>
+      </w:pPr>
+      <w:r>
+        <w:rPr>
+          <w:b/>
+          <w:bCs/>
+          <w:sz w:val="21"/>
+          <w:szCs w:val="21"/>
+        </w:rPr>
+        <w:t xml:space="preserve">Notes 6:  </w:t>
+      </w:r>
+      <w:r>
+        <w:rPr>
+          <w:sz w:val="21"/>
+          <w:szCs w:val="21"/>
+        </w:rPr>
+        <w:t xml:space="preserve">Metric units</w:t>
+      </w:r>
+    </w:p>
+    <w:p>
+      <w:pPr>
+        <w:pStyle w:val="Heading2"/>
+        <w:spacing w:after="80" w:before="180"/>
+      </w:pPr>
+      <w:r>
+        <w:rPr>
+          <w:b/>
+          <w:bCs/>
+          <w:color w:val="12355B"/>
+          <w:sz w:val="24"/>
+          <w:szCs w:val="24"/>
+        </w:rPr>
+        <w:t xml:space="preserve">Worked Notes (I Do / We Do)</w:t>
+      </w:r>
+    </w:p>
+    <w:p>
+      <w:pPr>
+        <w:spacing w:after="80"/>
+      </w:pPr>
+      <w:r>
+        <w:rPr>
+          <w:b/>
+          <w:bCs/>
+          <w:sz w:val="21"/>
+          <w:szCs w:val="21"/>
+        </w:rPr>
+        <w:t xml:space="preserve">I Do:  </w:t>
+      </w:r>
+      <w:r>
+        <w:rPr>
+          <w:sz w:val="21"/>
+          <w:szCs w:val="21"/>
+        </w:rPr>
+        <w:t xml:space="preserve">A. 84 inches</w:t>
+      </w:r>
+    </w:p>
+    <w:p>
+      <w:pPr>
+        <w:spacing w:after="80"/>
+      </w:pPr>
+      <w:r>
+        <w:rPr>
+          <w:b/>
+          <w:bCs/>
+          <w:sz w:val="21"/>
+          <w:szCs w:val="21"/>
+        </w:rPr>
+        <w:t xml:space="preserve">We Do:  </w:t>
+      </w:r>
+      <w:r>
+        <w:rPr>
+          <w:sz w:val="21"/>
+          <w:szCs w:val="21"/>
+        </w:rPr>
+        <w:t xml:space="preserve">A. 9 feet</w:t>
+      </w:r>
+    </w:p>
+    <w:p>
+      <w:pPr>
+        <w:pStyle w:val="Heading2"/>
+        <w:spacing w:after="80" w:before="180"/>
+      </w:pPr>
+      <w:r>
+        <w:rPr>
+          <w:b/>
+          <w:bCs/>
+          <w:color w:val="12355B"/>
+          <w:sz w:val="24"/>
+          <w:szCs w:val="24"/>
+        </w:rPr>
+        <w:t xml:space="preserve">Independent Practice</w:t>
+      </w:r>
+    </w:p>
+    <w:p>
+      <w:pPr>
+        <w:spacing w:after="80"/>
+      </w:pPr>
+      <w:r>
+        <w:rPr>
+          <w:b/>
+          <w:bCs/>
+          <w:sz w:val="21"/>
+          <w:szCs w:val="21"/>
+        </w:rPr>
+        <w:t xml:space="preserve">1.  </w:t>
+      </w:r>
+      <w:r>
+        <w:rPr>
+          <w:sz w:val="21"/>
+          <w:szCs w:val="21"/>
+        </w:rPr>
+        <w:t xml:space="preserve">A)  64 ounces</w:t>
+      </w:r>
       <w:r>
         <w:rPr>
           <w:i/>
@@ -3364,23 +3432,7 @@
           <w:sz w:val="19"/>
           <w:szCs w:val="19"/>
         </w:rPr>
-        <w:t xml:space="preserve">Teacher reference — remove or fold back before distributing to students.</w:t>
-      </w:r>
-    </w:p>
-    <w:p>
-      <w:pPr>
-        <w:pStyle w:val="Heading2"/>
-        <w:spacing w:after="80" w:before="180"/>
-      </w:pPr>
-      <w:r>
-        <w:rPr>
-          <w:b/>
-          <w:bCs/>
-          <w:color w:val="12355B"/>
-          <w:sz w:val="24"/>
-          <w:szCs w:val="24"/>
-        </w:rPr>
-        <w:t xml:space="preserve">Worked Notes (I Do / We Do)</w:t>
+        <w:t xml:space="preserve">  — 1 pound = 16 ounces. 4 × 16 = 64 ounces.</w:t>
       </w:r>
     </w:p>
     <w:p>
@@ -3394,72 +3446,14 @@
           <w:sz w:val="21"/>
           <w:szCs w:val="21"/>
         </w:rPr>
-        <w:t xml:space="preserve">I Do:  </w:t>
-      </w:r>
-      <w:r>
-        <w:rPr>
-          <w:sz w:val="21"/>
-          <w:szCs w:val="21"/>
-        </w:rPr>
-        <w:t xml:space="preserve">A. 84 inches</w:t>
-      </w:r>
-    </w:p>
-    <w:p>
-      <w:pPr>
-        <w:spacing w:after="80"/>
-      </w:pPr>
-      <w:r>
-        <w:rPr>
-          <w:b/>
-          <w:bCs/>
-          <w:sz w:val="21"/>
-          <w:szCs w:val="21"/>
-        </w:rPr>
-        <w:t xml:space="preserve">We Do:  </w:t>
-      </w:r>
-      <w:r>
-        <w:rPr>
-          <w:sz w:val="21"/>
-          <w:szCs w:val="21"/>
-        </w:rPr>
-        <w:t xml:space="preserve">A. 9 feet</w:t>
-      </w:r>
-    </w:p>
-    <w:p>
-      <w:pPr>
-        <w:pStyle w:val="Heading2"/>
-        <w:spacing w:after="80" w:before="180"/>
-      </w:pPr>
-      <w:r>
-        <w:rPr>
-          <w:b/>
-          <w:bCs/>
-          <w:color w:val="12355B"/>
-          <w:sz w:val="24"/>
-          <w:szCs w:val="24"/>
-        </w:rPr>
-        <w:t xml:space="preserve">Independent Practice</w:t>
-      </w:r>
-    </w:p>
-    <w:p>
-      <w:pPr>
-        <w:spacing w:after="80"/>
-      </w:pPr>
-      <w:r>
-        <w:rPr>
-          <w:b/>
-          <w:bCs/>
-          <w:sz w:val="21"/>
-          <w:szCs w:val="21"/>
-        </w:rPr>
-        <w:t xml:space="preserve">1.  </w:t>
-      </w:r>
-      <w:r>
-        <w:rPr>
-          <w:sz w:val="21"/>
-          <w:szCs w:val="21"/>
-        </w:rPr>
-        <w:t xml:space="preserve">A)  64 ounces</w:t>
+        <w:t xml:space="preserve">2.  </w:t>
+      </w:r>
+      <w:r>
+        <w:rPr>
+          <w:sz w:val="21"/>
+          <w:szCs w:val="21"/>
+        </w:rPr>
+        <w:t xml:space="preserve">A)  2 feet</w:t>
       </w:r>
       <w:r>
         <w:rPr>
@@ -3469,7 +3463,7 @@
           <w:sz w:val="19"/>
           <w:szCs w:val="19"/>
         </w:rPr>
-        <w:t xml:space="preserve">  — 1 pound = 16 ounces. 4 × 16 = 64 ounces.</w:t>
+        <w:t xml:space="preserve">  — 24 ÷ 12 = 2 feet.</w:t>
       </w:r>
     </w:p>
     <w:p>
@@ -3483,14 +3477,14 @@
           <w:sz w:val="21"/>
           <w:szCs w:val="21"/>
         </w:rPr>
-        <w:t xml:space="preserve">2.  </w:t>
-      </w:r>
-      <w:r>
-        <w:rPr>
-          <w:sz w:val="21"/>
-          <w:szCs w:val="21"/>
-        </w:rPr>
-        <w:t xml:space="preserve">A)  2 feet</w:t>
+        <w:t xml:space="preserve">3.  </w:t>
+      </w:r>
+      <w:r>
+        <w:rPr>
+          <w:sz w:val="21"/>
+          <w:szCs w:val="21"/>
+        </w:rPr>
+        <w:t xml:space="preserve">A)  2 feet 6 inches</w:t>
       </w:r>
       <w:r>
         <w:rPr>
@@ -3500,7 +3494,7 @@
           <w:sz w:val="19"/>
           <w:szCs w:val="19"/>
         </w:rPr>
-        <w:t xml:space="preserve">  — 24 ÷ 12 = 2 feet.</w:t>
+        <w:t xml:space="preserve">  — 30 ÷ 12 = 2 remainder 6. So 30 inches = 2 feet 6 inches.</w:t>
       </w:r>
     </w:p>
     <w:p>
@@ -3514,14 +3508,14 @@
           <w:sz w:val="21"/>
           <w:szCs w:val="21"/>
         </w:rPr>
-        <w:t xml:space="preserve">3.  </w:t>
-      </w:r>
-      <w:r>
-        <w:rPr>
-          <w:sz w:val="21"/>
-          <w:szCs w:val="21"/>
-        </w:rPr>
-        <w:t xml:space="preserve">A)  2 feet 6 inches</w:t>
+        <w:t xml:space="preserve">4.  </w:t>
+      </w:r>
+      <w:r>
+        <w:rPr>
+          <w:sz w:val="21"/>
+          <w:szCs w:val="21"/>
+        </w:rPr>
+        <w:t xml:space="preserve">A)  36 inches</w:t>
       </w:r>
       <w:r>
         <w:rPr>
@@ -3531,7 +3525,23 @@
           <w:sz w:val="19"/>
           <w:szCs w:val="19"/>
         </w:rPr>
-        <w:t xml:space="preserve">  — 30 ÷ 12 = 2 remainder 6. So 30 inches = 2 feet 6 inches.</w:t>
+        <w:t xml:space="preserve">  — Inches are smaller than feet, so multiply: 3 × 12 = 36 inches.</w:t>
+      </w:r>
+    </w:p>
+    <w:p>
+      <w:pPr>
+        <w:pStyle w:val="Heading2"/>
+        <w:spacing w:after="80" w:before="180"/>
+      </w:pPr>
+      <w:r>
+        <w:rPr>
+          <w:b/>
+          <w:bCs/>
+          <w:color w:val="12355B"/>
+          <w:sz w:val="24"/>
+          <w:szCs w:val="24"/>
+        </w:rPr>
+        <w:t xml:space="preserve">Exit Ticket</w:t>
       </w:r>
     </w:p>
     <w:p>
@@ -3540,19 +3550,10 @@
       </w:pPr>
       <w:r>
         <w:rPr>
-          <w:b/>
-          <w:bCs/>
-          <w:sz w:val="21"/>
-          <w:szCs w:val="21"/>
-        </w:rPr>
-        <w:t xml:space="preserve">4.  </w:t>
-      </w:r>
-      <w:r>
-        <w:rPr>
-          <w:sz w:val="21"/>
-          <w:szCs w:val="21"/>
-        </w:rPr>
-        <w:t xml:space="preserve">A)  48</w:t>
+          <w:sz w:val="21"/>
+          <w:szCs w:val="21"/>
+        </w:rPr>
+        <w:t xml:space="preserve">A)  180 inches</w:t>
       </w:r>
       <w:r>
         <w:rPr>
@@ -3562,173 +3563,7 @@
           <w:sz w:val="19"/>
           <w:szCs w:val="19"/>
         </w:rPr>
-        <w:t xml:space="preserve">  — 4 × 12 = 48 inches.</w:t>
-      </w:r>
-    </w:p>
-    <w:p>
-      <w:pPr>
-        <w:pStyle w:val="Heading2"/>
-        <w:spacing w:after="80" w:before="180"/>
-      </w:pPr>
-      <w:r>
-        <w:rPr>
-          <w:b/>
-          <w:bCs/>
-          <w:color w:val="12355B"/>
-          <w:sz w:val="24"/>
-          <w:szCs w:val="24"/>
-        </w:rPr>
-        <w:t xml:space="preserve">Exit Ticket</w:t>
-      </w:r>
-    </w:p>
-    <w:p>
-      <w:pPr>
-        <w:spacing w:after="80"/>
-      </w:pPr>
-      <w:r>
-        <w:rPr>
-          <w:sz w:val="21"/>
-          <w:szCs w:val="21"/>
-        </w:rPr>
-        <w:t xml:space="preserve">A)  180 inches</w:t>
-      </w:r>
-      <w:r>
-        <w:rPr>
-          <w:i/>
-          <w:iCs/>
-          <w:color w:val="5F6F80"/>
-          <w:sz w:val="19"/>
-          <w:szCs w:val="19"/>
-        </w:rPr>
         <w:t xml:space="preserve">  — 5 yards × 3 = 15 feet. 15 feet × 12 = 180 inches. Or: 5 × 36 = 180 inches.</w:t>
-      </w:r>
-    </w:p>
-    <w:p>
-      <w:pPr>
-        <w:pStyle w:val="Heading2"/>
-        <w:spacing w:after="80" w:before="180"/>
-      </w:pPr>
-      <w:r>
-        <w:rPr>
-          <w:b/>
-          <w:bCs/>
-          <w:color w:val="12355B"/>
-          <w:sz w:val="24"/>
-          <w:szCs w:val="24"/>
-        </w:rPr>
-        <w:t xml:space="preserve">Writing (TWR) — what to look for</w:t>
-      </w:r>
-    </w:p>
-    <w:p>
-      <w:pPr>
-        <w:spacing w:after="80"/>
-      </w:pPr>
-      <w:r>
-        <w:rPr>
-          <w:sz w:val="20"/>
-          <w:szCs w:val="20"/>
-        </w:rPr>
-        <w:t xml:space="preserve">Kernel sentence: a complete sentence needs a subject and a verb. Example: Unit is a standard amount used to measure, like an inch or a liter.</w:t>
-      </w:r>
-    </w:p>
-    <w:p>
-      <w:pPr>
-        <w:spacing w:after="80"/>
-      </w:pPr>
-      <w:r>
-        <w:rPr>
-          <w:sz w:val="20"/>
-          <w:szCs w:val="20"/>
-        </w:rPr>
-        <w:t xml:space="preserve">Expansion: because = reason, but = contrast/exception, so = result. Answers vary; each must keep the kernel idea.</w:t>
-      </w:r>
-    </w:p>
-    <w:p>
-      <w:pPr>
-        <w:pStyle w:val="Heading2"/>
-        <w:spacing w:after="80" w:before="180"/>
-      </w:pPr>
-      <w:r>
-        <w:rPr>
-          <w:b/>
-          <w:bCs/>
-          <w:color w:val="12355B"/>
-          <w:sz w:val="24"/>
-          <w:szCs w:val="24"/>
-        </w:rPr>
-        <w:t xml:space="preserve">Turn &amp; Talk — listen for</w:t>
-      </w:r>
-    </w:p>
-    <w:p>
-      <w:pPr>
-        <w:spacing w:after="80"/>
-      </w:pPr>
-      <w:r>
-        <w:rPr>
-          <w:b/>
-          <w:bCs/>
-          <w:sz w:val="19"/>
-          <w:szCs w:val="19"/>
-        </w:rPr>
-        <w:t xml:space="preserve">1.  </w:t>
-      </w:r>
-      <w:r>
-        <w:rPr>
-          <w:i/>
-          <w:iCs/>
-          <w:color w:val="5F6F80"/>
-          <w:sz w:val="19"/>
-          <w:szCs w:val="19"/>
-        </w:rPr>
-        <w:t xml:space="preserve">Students explain a foot is the larger customary unit (12 inches) and that mixed units must be converted to the same unit before working with them.</w:t>
-      </w:r>
-    </w:p>
-    <w:p>
-      <w:pPr>
-        <w:spacing w:after="80"/>
-      </w:pPr>
-      <w:r>
-        <w:rPr>
-          <w:b/>
-          <w:bCs/>
-          <w:sz w:val="19"/>
-          <w:szCs w:val="19"/>
-        </w:rPr>
-        <w:t xml:space="preserve">2.  </w:t>
-      </w:r>
-      <w:r>
-        <w:rPr>
-          <w:i/>
-          <w:iCs/>
-          <w:color w:val="5F6F80"/>
-          <w:sz w:val="19"/>
-          <w:szCs w:val="19"/>
-        </w:rPr>
-        <w:t xml:space="preserve">Students use the conversion factor as a ratio, multiply going to smaller units (5 ft x 12 = 60 in) and divide going to larger units (48 in / 12 = 4 ft).</w:t>
-      </w:r>
-    </w:p>
-    <w:p>
-      <w:pPr>
-        <w:spacing w:after="80"/>
-      </w:pPr>
-      <w:r>
-        <w:rPr>
-          <w:b/>
-          <w:bCs/>
-          <w:sz w:val="19"/>
-          <w:szCs w:val="19"/>
-        </w:rPr>
-        <w:t xml:space="preserve">3.  </w:t>
-      </w:r>
-      <w:r>
-        <w:rPr>
-          <w:i/>
-          <w:iCs/>
-          <w:color w:val="5F6F80"/>
-          <w:sz w:val="19"/>
-          <w:szCs w:val="19"/>
-        </w:rPr>
-        <w:t xml:space="preserve">Students convert 7 ft to 84 in (not 82), compare 84 &gt; 80, and conclude the cabinet will not fit; they catch the friend's arithmetic error.</w:t>
       </w:r>
     </w:p>
     <w:sectPr>

--- a/lessons/4-6/downloads/4-6-notes.docx
+++ b/lessons/4-6/downloads/4-6-notes.docx
@@ -3151,419 +3151,6 @@
       </w:pPr>
       <w:r>
         <w:t xml:space="preserve"/>
-      </w:r>
-    </w:p>
-    <w:p>
-      <w:pPr>
-        <w:pStyle w:val="Heading1"/>
-        <w:pageBreakBefore/>
-        <w:pBdr>
-          <w:bottom w:val="single" w:color="1FA6A2" w:sz="14" w:space="6"/>
-        </w:pBdr>
-        <w:spacing w:after="140" w:before="0"/>
-      </w:pPr>
-      <w:r>
-        <w:rPr>
-          <w:b/>
-          <w:bCs/>
-          <w:color w:val="12355B"/>
-          <w:sz w:val="30"/>
-          <w:szCs w:val="30"/>
-        </w:rPr>
-        <w:t xml:space="preserve">Answer Key &amp; Teacher Guide</w:t>
-      </w:r>
-    </w:p>
-    <w:p>
-      <w:pPr>
-        <w:spacing w:after="100"/>
-      </w:pPr>
-      <w:r>
-        <w:rPr>
-          <w:i/>
-          <w:iCs/>
-          <w:color w:val="5F6F80"/>
-          <w:sz w:val="19"/>
-          <w:szCs w:val="19"/>
-        </w:rPr>
-        <w:t xml:space="preserve">Teacher reference — remove or fold back before distributing to students.</w:t>
-      </w:r>
-    </w:p>
-    <w:p>
-      <w:pPr>
-        <w:pStyle w:val="Heading2"/>
-        <w:spacing w:after="80" w:before="180"/>
-      </w:pPr>
-      <w:r>
-        <w:rPr>
-          <w:b/>
-          <w:bCs/>
-          <w:color w:val="12355B"/>
-          <w:sz w:val="24"/>
-          <w:szCs w:val="24"/>
-        </w:rPr>
-        <w:t xml:space="preserve">Guided Notes (Fill-in)</w:t>
-      </w:r>
-    </w:p>
-    <w:p>
-      <w:pPr>
-        <w:spacing w:after="80"/>
-      </w:pPr>
-      <w:r>
-        <w:rPr>
-          <w:b/>
-          <w:bCs/>
-          <w:sz w:val="21"/>
-          <w:szCs w:val="21"/>
-        </w:rPr>
-        <w:t xml:space="preserve">Notes 1:  </w:t>
-      </w:r>
-      <w:r>
-        <w:rPr>
-          <w:sz w:val="21"/>
-          <w:szCs w:val="21"/>
-        </w:rPr>
-        <w:t xml:space="preserve">Conversion Factor</w:t>
-      </w:r>
-    </w:p>
-    <w:p>
-      <w:pPr>
-        <w:spacing w:after="80"/>
-      </w:pPr>
-      <w:r>
-        <w:rPr>
-          <w:b/>
-          <w:bCs/>
-          <w:sz w:val="21"/>
-          <w:szCs w:val="21"/>
-        </w:rPr>
-        <w:t xml:space="preserve">Notes 2:  </w:t>
-      </w:r>
-      <w:r>
-        <w:rPr>
-          <w:sz w:val="21"/>
-          <w:szCs w:val="21"/>
-        </w:rPr>
-        <w:t xml:space="preserve">Unit</w:t>
-      </w:r>
-    </w:p>
-    <w:p>
-      <w:pPr>
-        <w:spacing w:after="80"/>
-      </w:pPr>
-      <w:r>
-        <w:rPr>
-          <w:b/>
-          <w:bCs/>
-          <w:sz w:val="21"/>
-          <w:szCs w:val="21"/>
-        </w:rPr>
-        <w:t xml:space="preserve">Notes 3:  </w:t>
-      </w:r>
-      <w:r>
-        <w:rPr>
-          <w:sz w:val="21"/>
-          <w:szCs w:val="21"/>
-        </w:rPr>
-        <w:t xml:space="preserve">Equivalent</w:t>
-      </w:r>
-    </w:p>
-    <w:p>
-      <w:pPr>
-        <w:spacing w:after="80"/>
-      </w:pPr>
-      <w:r>
-        <w:rPr>
-          <w:b/>
-          <w:bCs/>
-          <w:sz w:val="21"/>
-          <w:szCs w:val="21"/>
-        </w:rPr>
-        <w:t xml:space="preserve">Notes 4:  </w:t>
-      </w:r>
-      <w:r>
-        <w:rPr>
-          <w:sz w:val="21"/>
-          <w:szCs w:val="21"/>
-        </w:rPr>
-        <w:t xml:space="preserve">Ratio</w:t>
-      </w:r>
-    </w:p>
-    <w:p>
-      <w:pPr>
-        <w:spacing w:after="80"/>
-      </w:pPr>
-      <w:r>
-        <w:rPr>
-          <w:b/>
-          <w:bCs/>
-          <w:sz w:val="21"/>
-          <w:szCs w:val="21"/>
-        </w:rPr>
-        <w:t xml:space="preserve">Notes 5:  </w:t>
-      </w:r>
-      <w:r>
-        <w:rPr>
-          <w:sz w:val="21"/>
-          <w:szCs w:val="21"/>
-        </w:rPr>
-        <w:t xml:space="preserve">Customary units</w:t>
-      </w:r>
-    </w:p>
-    <w:p>
-      <w:pPr>
-        <w:spacing w:after="80"/>
-      </w:pPr>
-      <w:r>
-        <w:rPr>
-          <w:b/>
-          <w:bCs/>
-          <w:sz w:val="21"/>
-          <w:szCs w:val="21"/>
-        </w:rPr>
-        <w:t xml:space="preserve">Notes 6:  </w:t>
-      </w:r>
-      <w:r>
-        <w:rPr>
-          <w:sz w:val="21"/>
-          <w:szCs w:val="21"/>
-        </w:rPr>
-        <w:t xml:space="preserve">Metric units</w:t>
-      </w:r>
-    </w:p>
-    <w:p>
-      <w:pPr>
-        <w:pStyle w:val="Heading2"/>
-        <w:spacing w:after="80" w:before="180"/>
-      </w:pPr>
-      <w:r>
-        <w:rPr>
-          <w:b/>
-          <w:bCs/>
-          <w:color w:val="12355B"/>
-          <w:sz w:val="24"/>
-          <w:szCs w:val="24"/>
-        </w:rPr>
-        <w:t xml:space="preserve">Worked Notes (I Do / We Do)</w:t>
-      </w:r>
-    </w:p>
-    <w:p>
-      <w:pPr>
-        <w:spacing w:after="80"/>
-      </w:pPr>
-      <w:r>
-        <w:rPr>
-          <w:b/>
-          <w:bCs/>
-          <w:sz w:val="21"/>
-          <w:szCs w:val="21"/>
-        </w:rPr>
-        <w:t xml:space="preserve">I Do:  </w:t>
-      </w:r>
-      <w:r>
-        <w:rPr>
-          <w:sz w:val="21"/>
-          <w:szCs w:val="21"/>
-        </w:rPr>
-        <w:t xml:space="preserve">A. 84 inches</w:t>
-      </w:r>
-    </w:p>
-    <w:p>
-      <w:pPr>
-        <w:spacing w:after="80"/>
-      </w:pPr>
-      <w:r>
-        <w:rPr>
-          <w:b/>
-          <w:bCs/>
-          <w:sz w:val="21"/>
-          <w:szCs w:val="21"/>
-        </w:rPr>
-        <w:t xml:space="preserve">We Do:  </w:t>
-      </w:r>
-      <w:r>
-        <w:rPr>
-          <w:sz w:val="21"/>
-          <w:szCs w:val="21"/>
-        </w:rPr>
-        <w:t xml:space="preserve">A. 9 feet</w:t>
-      </w:r>
-    </w:p>
-    <w:p>
-      <w:pPr>
-        <w:pStyle w:val="Heading2"/>
-        <w:spacing w:after="80" w:before="180"/>
-      </w:pPr>
-      <w:r>
-        <w:rPr>
-          <w:b/>
-          <w:bCs/>
-          <w:color w:val="12355B"/>
-          <w:sz w:val="24"/>
-          <w:szCs w:val="24"/>
-        </w:rPr>
-        <w:t xml:space="preserve">Independent Practice</w:t>
-      </w:r>
-    </w:p>
-    <w:p>
-      <w:pPr>
-        <w:spacing w:after="80"/>
-      </w:pPr>
-      <w:r>
-        <w:rPr>
-          <w:b/>
-          <w:bCs/>
-          <w:sz w:val="21"/>
-          <w:szCs w:val="21"/>
-        </w:rPr>
-        <w:t xml:space="preserve">1.  </w:t>
-      </w:r>
-      <w:r>
-        <w:rPr>
-          <w:sz w:val="21"/>
-          <w:szCs w:val="21"/>
-        </w:rPr>
-        <w:t xml:space="preserve">A)  64 ounces</w:t>
-      </w:r>
-      <w:r>
-        <w:rPr>
-          <w:i/>
-          <w:iCs/>
-          <w:color w:val="5F6F80"/>
-          <w:sz w:val="19"/>
-          <w:szCs w:val="19"/>
-        </w:rPr>
-        <w:t xml:space="preserve">  — 1 pound = 16 ounces. 4 × 16 = 64 ounces.</w:t>
-      </w:r>
-    </w:p>
-    <w:p>
-      <w:pPr>
-        <w:spacing w:after="80"/>
-      </w:pPr>
-      <w:r>
-        <w:rPr>
-          <w:b/>
-          <w:bCs/>
-          <w:sz w:val="21"/>
-          <w:szCs w:val="21"/>
-        </w:rPr>
-        <w:t xml:space="preserve">2.  </w:t>
-      </w:r>
-      <w:r>
-        <w:rPr>
-          <w:sz w:val="21"/>
-          <w:szCs w:val="21"/>
-        </w:rPr>
-        <w:t xml:space="preserve">A)  2 feet</w:t>
-      </w:r>
-      <w:r>
-        <w:rPr>
-          <w:i/>
-          <w:iCs/>
-          <w:color w:val="5F6F80"/>
-          <w:sz w:val="19"/>
-          <w:szCs w:val="19"/>
-        </w:rPr>
-        <w:t xml:space="preserve">  — 24 ÷ 12 = 2 feet.</w:t>
-      </w:r>
-    </w:p>
-    <w:p>
-      <w:pPr>
-        <w:spacing w:after="80"/>
-      </w:pPr>
-      <w:r>
-        <w:rPr>
-          <w:b/>
-          <w:bCs/>
-          <w:sz w:val="21"/>
-          <w:szCs w:val="21"/>
-        </w:rPr>
-        <w:t xml:space="preserve">3.  </w:t>
-      </w:r>
-      <w:r>
-        <w:rPr>
-          <w:sz w:val="21"/>
-          <w:szCs w:val="21"/>
-        </w:rPr>
-        <w:t xml:space="preserve">A)  2 feet 6 inches</w:t>
-      </w:r>
-      <w:r>
-        <w:rPr>
-          <w:i/>
-          <w:iCs/>
-          <w:color w:val="5F6F80"/>
-          <w:sz w:val="19"/>
-          <w:szCs w:val="19"/>
-        </w:rPr>
-        <w:t xml:space="preserve">  — 30 ÷ 12 = 2 remainder 6. So 30 inches = 2 feet 6 inches.</w:t>
-      </w:r>
-    </w:p>
-    <w:p>
-      <w:pPr>
-        <w:spacing w:after="80"/>
-      </w:pPr>
-      <w:r>
-        <w:rPr>
-          <w:b/>
-          <w:bCs/>
-          <w:sz w:val="21"/>
-          <w:szCs w:val="21"/>
-        </w:rPr>
-        <w:t xml:space="preserve">4.  </w:t>
-      </w:r>
-      <w:r>
-        <w:rPr>
-          <w:sz w:val="21"/>
-          <w:szCs w:val="21"/>
-        </w:rPr>
-        <w:t xml:space="preserve">A)  36 inches</w:t>
-      </w:r>
-      <w:r>
-        <w:rPr>
-          <w:i/>
-          <w:iCs/>
-          <w:color w:val="5F6F80"/>
-          <w:sz w:val="19"/>
-          <w:szCs w:val="19"/>
-        </w:rPr>
-        <w:t xml:space="preserve">  — Inches are smaller than feet, so multiply: 3 × 12 = 36 inches.</w:t>
-      </w:r>
-    </w:p>
-    <w:p>
-      <w:pPr>
-        <w:pStyle w:val="Heading2"/>
-        <w:spacing w:after="80" w:before="180"/>
-      </w:pPr>
-      <w:r>
-        <w:rPr>
-          <w:b/>
-          <w:bCs/>
-          <w:color w:val="12355B"/>
-          <w:sz w:val="24"/>
-          <w:szCs w:val="24"/>
-        </w:rPr>
-        <w:t xml:space="preserve">Exit Ticket</w:t>
-      </w:r>
-    </w:p>
-    <w:p>
-      <w:pPr>
-        <w:spacing w:after="80"/>
-      </w:pPr>
-      <w:r>
-        <w:rPr>
-          <w:sz w:val="21"/>
-          <w:szCs w:val="21"/>
-        </w:rPr>
-        <w:t xml:space="preserve">A)  180 inches</w:t>
-      </w:r>
-      <w:r>
-        <w:rPr>
-          <w:i/>
-          <w:iCs/>
-          <w:color w:val="5F6F80"/>
-          <w:sz w:val="19"/>
-          <w:szCs w:val="19"/>
-        </w:rPr>
-        <w:t xml:space="preserve">  — 5 yards × 3 = 15 feet. 15 feet × 12 = 180 inches. Or: 5 × 36 = 180 inches.</w:t>
       </w:r>
     </w:p>
     <w:sectPr>

--- a/lessons/4-6/downloads/4-6-notes.docx
+++ b/lessons/4-6/downloads/4-6-notes.docx
@@ -14,7 +14,7 @@
           <w:sz w:val="18"/>
           <w:szCs w:val="18"/>
         </w:rPr>
-        <w:t xml:space="preserve">UNIT 4  ·  LESSON 6      STANDARD 6.RP.3D</w:t>
+        <w:t xml:space="preserve">UNIT 4  ·  LESSON 6      STANDARD 6.AT.3C</w:t>
       </w:r>
     </w:p>
     <w:p>
@@ -2518,6 +2518,32 @@
     </w:p>
     <w:p>
       <w:pPr>
+        <w:pStyle w:val="Heading2"/>
+        <w:spacing w:after="80" w:before="180"/>
+      </w:pPr>
+      <w:r>
+        <w:rPr>
+          <w:b/>
+          <w:bCs/>
+          <w:color w:val="12355B"/>
+          <w:sz w:val="24"/>
+          <w:szCs w:val="24"/>
+        </w:rPr>
+        <w:t xml:space="preserve">Level 1 Support</w:t>
+      </w:r>
+      <w:r>
+        <w:rPr>
+          <w:i/>
+          <w:iCs/>
+          <w:color w:val="1FA6A2"/>
+          <w:sz w:val="19"/>
+          <w:szCs w:val="19"/>
+        </w:rPr>
+        <w:t xml:space="preserve">   extra scaffolding</w:t>
+      </w:r>
+    </w:p>
+    <w:p>
+      <w:pPr>
         <w:keepNext/>
         <w:spacing w:after="60" w:before="160"/>
       </w:pPr>
@@ -2778,6 +2804,32 @@
     </w:tbl>
     <w:p>
       <w:pPr>
+        <w:pStyle w:val="Heading2"/>
+        <w:spacing w:after="80" w:before="180"/>
+      </w:pPr>
+      <w:r>
+        <w:rPr>
+          <w:b/>
+          <w:bCs/>
+          <w:color w:val="12355B"/>
+          <w:sz w:val="24"/>
+          <w:szCs w:val="24"/>
+        </w:rPr>
+        <w:t xml:space="preserve">On Level</w:t>
+      </w:r>
+      <w:r>
+        <w:rPr>
+          <w:i/>
+          <w:iCs/>
+          <w:color w:val="12355B"/>
+          <w:sz w:val="19"/>
+          <w:szCs w:val="19"/>
+        </w:rPr>
+        <w:t xml:space="preserve">   grade-level practice</w:t>
+      </w:r>
+    </w:p>
+    <w:p>
+      <w:pPr>
         <w:keepNext/>
         <w:spacing w:after="60" w:before="160"/>
       </w:pPr>
@@ -2851,136 +2903,6 @@
           <w:szCs w:val="20"/>
         </w:rPr>
         <w:t xml:space="preserve">D)  1 foot 18 inches</w:t>
-      </w:r>
-    </w:p>
-    <w:p>
-      <w:pPr>
-        <w:spacing w:after="20"/>
-      </w:pPr>
-      <w:r>
-        <w:t xml:space="preserve"/>
-      </w:r>
-    </w:p>
-    <w:tbl>
-      <w:tblPr>
-        <w:tblW w:type="pct" w:w="100%"/>
-        <w:tblBorders>
-          <w:top w:val="single" w:color="C7D2DD" w:sz="6"/>
-          <w:left w:val="single" w:color="C7D2DD" w:sz="6"/>
-          <w:bottom w:val="single" w:color="C7D2DD" w:sz="6"/>
-          <w:right w:val="single" w:color="C7D2DD" w:sz="6"/>
-          <w:insideH w:val="single" w:color="auto" w:sz="4"/>
-          <w:insideV w:val="single" w:color="auto" w:sz="4"/>
-        </w:tblBorders>
-      </w:tblPr>
-      <w:tblGrid>
-        <w:gridCol w:w="100"/>
-      </w:tblGrid>
-      <w:tr>
-        <w:tc>
-          <w:tcPr>
-            <w:shd w:fill="FBF3E2" w:color="auto" w:val="clear"/>
-            <w:tcMar>
-              <w:top w:type="dxa" w:w="60"/>
-              <w:left w:type="dxa" w:w="120"/>
-              <w:bottom w:type="dxa" w:w="60"/>
-              <w:right w:type="dxa" w:w="120"/>
-            </w:tcMar>
-          </w:tcPr>
-          <w:p>
-            <w:pPr>
-              <w:spacing w:after="0" w:line="320"/>
-            </w:pPr>
-            <w:r>
-              <w:t xml:space="preserve"/>
-            </w:r>
-          </w:p>
-          <w:p>
-            <w:pPr>
-              <w:spacing w:after="0" w:line="320"/>
-            </w:pPr>
-            <w:r>
-              <w:t xml:space="preserve"/>
-            </w:r>
-          </w:p>
-        </w:tc>
-      </w:tr>
-    </w:tbl>
-    <w:p>
-      <w:pPr>
-        <w:keepNext/>
-        <w:spacing w:after="60" w:before="160"/>
-      </w:pPr>
-      <w:r>
-        <w:rPr>
-          <w:b/>
-          <w:bCs/>
-          <w:color w:val="12355B"/>
-          <w:sz w:val="22"/>
-          <w:szCs w:val="22"/>
-        </w:rPr>
-        <w:t xml:space="preserve">4.  </w:t>
-      </w:r>
-      <w:r>
-        <w:rPr>
-          <w:b/>
-          <w:bCs/>
-          <w:sz w:val="21"/>
-          <w:szCs w:val="21"/>
-        </w:rPr>
-        <w:t xml:space="preserve">Leg 1: The joystick rod is 3 feet long, but the parts catalog lists it in inches. How many inches is that? (1 ft = 12 in)</w:t>
-      </w:r>
-    </w:p>
-    <w:p>
-      <w:pPr>
-        <w:spacing w:after="40"/>
-        <w:ind w:left="420"/>
-      </w:pPr>
-      <w:r>
-        <w:rPr>
-          <w:sz w:val="20"/>
-          <w:szCs w:val="20"/>
-        </w:rPr>
-        <w:t xml:space="preserve">A)  36 inches</w:t>
-      </w:r>
-    </w:p>
-    <w:p>
-      <w:pPr>
-        <w:spacing w:after="40"/>
-        <w:ind w:left="420"/>
-      </w:pPr>
-      <w:r>
-        <w:rPr>
-          <w:sz w:val="20"/>
-          <w:szCs w:val="20"/>
-        </w:rPr>
-        <w:t xml:space="preserve">B)  15 inches</w:t>
-      </w:r>
-    </w:p>
-    <w:p>
-      <w:pPr>
-        <w:spacing w:after="40"/>
-        <w:ind w:left="420"/>
-      </w:pPr>
-      <w:r>
-        <w:rPr>
-          <w:sz w:val="20"/>
-          <w:szCs w:val="20"/>
-        </w:rPr>
-        <w:t xml:space="preserve">C)  30 inches</w:t>
-      </w:r>
-    </w:p>
-    <w:p>
-      <w:pPr>
-        <w:spacing w:after="40"/>
-        <w:ind w:left="420"/>
-      </w:pPr>
-      <w:r>
-        <w:rPr>
-          <w:sz w:val="20"/>
-          <w:szCs w:val="20"/>
-        </w:rPr>
-        <w:t xml:space="preserve">D)  33 inches</w:t>
       </w:r>
     </w:p>
     <w:p>

--- a/lessons/4-6/downloads/4-6-notes.docx
+++ b/lessons/4-6/downloads/4-6-notes.docx
@@ -1404,6 +1404,1302 @@
           <w:szCs w:val="22"/>
         </w:rPr>
         <w:t xml:space="preserve">Units like meters, grams, and liters based on tens are ___.</w:t>
+      </w:r>
+    </w:p>
+    <w:p>
+      <w:pPr>
+        <w:pStyle w:val="Heading1"/>
+        <w:pageBreakBefore/>
+        <w:pBdr>
+          <w:bottom w:val="single" w:color="1FA6A2" w:sz="14" w:space="6"/>
+        </w:pBdr>
+        <w:spacing w:after="140" w:before="0"/>
+      </w:pPr>
+      <w:r>
+        <w:rPr>
+          <w:b/>
+          <w:bCs/>
+          <w:color w:val="12355B"/>
+          <w:sz w:val="30"/>
+          <w:szCs w:val="30"/>
+        </w:rPr>
+        <w:t xml:space="preserve">Write About the Math</w:t>
+      </w:r>
+    </w:p>
+    <w:p>
+      <w:pPr>
+        <w:spacing w:after="100"/>
+      </w:pPr>
+      <w:r>
+        <w:rPr>
+          <w:i/>
+          <w:iCs/>
+          <w:color w:val="5F6F80"/>
+          <w:sz w:val="19"/>
+          <w:szCs w:val="19"/>
+        </w:rPr>
+        <w:t xml:space="preserve">Use the support level you need. Every level answers the same math question.</w:t>
+      </w:r>
+    </w:p>
+    <w:p>
+      <w:pPr>
+        <w:pStyle w:val="Heading2"/>
+        <w:spacing w:after="80" w:before="180"/>
+      </w:pPr>
+      <w:r>
+        <w:rPr>
+          <w:b/>
+          <w:bCs/>
+          <w:color w:val="12355B"/>
+          <w:sz w:val="24"/>
+          <w:szCs w:val="24"/>
+        </w:rPr>
+        <w:t xml:space="preserve">1. Understand the Question</w:t>
+      </w:r>
+      <w:r>
+        <w:rPr>
+          <w:i/>
+          <w:iCs/>
+          <w:color w:val="B97A12"/>
+          <w:sz w:val="19"/>
+          <w:szCs w:val="19"/>
+        </w:rPr>
+        <w:t xml:space="preserve">   explain</w:t>
+      </w:r>
+    </w:p>
+    <w:tbl>
+      <w:tblPr>
+        <w:tblW w:type="pct" w:w="100%"/>
+        <w:tblBorders>
+          <w:top w:val="single" w:color="1FA6A2" w:sz="8"/>
+          <w:left w:val="single" w:color="1FA6A2" w:sz="8"/>
+          <w:bottom w:val="single" w:color="1FA6A2" w:sz="8"/>
+          <w:right w:val="single" w:color="1FA6A2" w:sz="8"/>
+          <w:insideH w:val="single" w:color="auto" w:sz="4"/>
+          <w:insideV w:val="single" w:color="auto" w:sz="4"/>
+        </w:tblBorders>
+      </w:tblPr>
+      <w:tblGrid>
+        <w:gridCol w:w="100"/>
+      </w:tblGrid>
+      <w:tr>
+        <w:tc>
+          <w:tcPr>
+            <w:shd w:fill="E6F4F3" w:color="auto" w:val="clear"/>
+            <w:tcMar>
+              <w:top w:type="dxa" w:w="120"/>
+              <w:left w:type="dxa" w:w="180"/>
+              <w:bottom w:type="dxa" w:w="120"/>
+              <w:right w:type="dxa" w:w="180"/>
+            </w:tcMar>
+          </w:tcPr>
+          <w:p>
+            <w:pPr>
+              <w:spacing w:after="60"/>
+            </w:pPr>
+            <w:r>
+              <w:rPr>
+                <w:color w:val="1A2733"/>
+                <w:sz w:val="21"/>
+                <w:szCs w:val="21"/>
+              </w:rPr>
+              <w:t xml:space="preserve">How did you use a conversion factor like '1 ft = 12 in' to fill in the ratio table, and how did you decide whether to multiply or divide?</w:t>
+            </w:r>
+          </w:p>
+          <w:p>
+            <w:pPr>
+              <w:spacing w:after="0"/>
+            </w:pPr>
+            <w:r>
+              <w:rPr>
+                <w:b/>
+                <w:bCs/>
+                <w:color w:val="12355B"/>
+                <w:sz w:val="20"/>
+                <w:szCs w:val="20"/>
+              </w:rPr>
+              <w:t xml:space="preserve">Your job:  </w:t>
+            </w:r>
+            <w:r>
+              <w:rPr>
+                <w:sz w:val="20"/>
+                <w:szCs w:val="20"/>
+              </w:rPr>
+              <w:t xml:space="preserve">Answer the question. Use math evidence. Explain how the evidence proves your answer.</w:t>
+            </w:r>
+            <w:r>
+              <w:rPr>
+                <w:i/>
+                <w:iCs/>
+                <w:color w:val="5F6F80"/>
+                <w:sz w:val="18"/>
+                <w:szCs w:val="18"/>
+              </w:rPr>
+              <w:br/>
+              <w:t xml:space="preserve">Responde la pregunta. Usa evidencia matemática. Explica cómo la evidencia demuestra tu respuesta.</w:t>
+            </w:r>
+          </w:p>
+        </w:tc>
+      </w:tr>
+    </w:tbl>
+    <w:p>
+      <w:pPr>
+        <w:pStyle w:val="Heading2"/>
+        <w:spacing w:after="80" w:before="180"/>
+      </w:pPr>
+      <w:r>
+        <w:rPr>
+          <w:b/>
+          <w:bCs/>
+          <w:color w:val="12355B"/>
+          <w:sz w:val="24"/>
+          <w:szCs w:val="24"/>
+        </w:rPr>
+        <w:t xml:space="preserve">2. Plan Your Math Words</w:t>
+      </w:r>
+      <w:r>
+        <w:rPr>
+          <w:i/>
+          <w:iCs/>
+          <w:color w:val="1FA6A2"/>
+          <w:sz w:val="19"/>
+          <w:szCs w:val="19"/>
+        </w:rPr>
+        <w:t xml:space="preserve">   check at least two</w:t>
+      </w:r>
+    </w:p>
+    <w:p>
+      <w:pPr>
+        <w:spacing w:after="60"/>
+      </w:pPr>
+      <w:r>
+        <w:rPr>
+          <w:b/>
+          <w:bCs/>
+          <w:color w:val="1FA6A2"/>
+          <w:sz w:val="22"/>
+          <w:szCs w:val="22"/>
+        </w:rPr>
+        <w:t xml:space="preserve">☐  </w:t>
+      </w:r>
+      <w:r>
+        <w:rPr>
+          <w:b/>
+          <w:bCs/>
+          <w:color w:val="12355B"/>
+          <w:sz w:val="20"/>
+          <w:szCs w:val="20"/>
+        </w:rPr>
+        <w:t xml:space="preserve">Conversion Factor — </w:t>
+      </w:r>
+      <w:r>
+        <w:rPr>
+          <w:sz w:val="20"/>
+          <w:szCs w:val="20"/>
+        </w:rPr>
+        <w:t xml:space="preserve">A ratio that helps you change one unit into another.</w:t>
+      </w:r>
+      <w:r>
+        <w:rPr>
+          <w:i/>
+          <w:iCs/>
+          <w:color w:val="5F6F80"/>
+          <w:sz w:val="18"/>
+          <w:szCs w:val="18"/>
+        </w:rPr>
+        <w:br/>
+        <w:t xml:space="preserve">Factor de conversión — Una razón que te ayuda a cambiar una unidad por otra.</w:t>
+      </w:r>
+    </w:p>
+    <w:p>
+      <w:pPr>
+        <w:spacing w:after="60"/>
+      </w:pPr>
+      <w:r>
+        <w:rPr>
+          <w:b/>
+          <w:bCs/>
+          <w:color w:val="1FA6A2"/>
+          <w:sz w:val="22"/>
+          <w:szCs w:val="22"/>
+        </w:rPr>
+        <w:t xml:space="preserve">☐  </w:t>
+      </w:r>
+      <w:r>
+        <w:rPr>
+          <w:b/>
+          <w:bCs/>
+          <w:color w:val="12355B"/>
+          <w:sz w:val="20"/>
+          <w:szCs w:val="20"/>
+        </w:rPr>
+        <w:t xml:space="preserve">Unit — </w:t>
+      </w:r>
+      <w:r>
+        <w:rPr>
+          <w:sz w:val="20"/>
+          <w:szCs w:val="20"/>
+        </w:rPr>
+        <w:t xml:space="preserve">A standard amount used to measure, like an inch or a liter.</w:t>
+      </w:r>
+      <w:r>
+        <w:rPr>
+          <w:i/>
+          <w:iCs/>
+          <w:color w:val="5F6F80"/>
+          <w:sz w:val="18"/>
+          <w:szCs w:val="18"/>
+        </w:rPr>
+        <w:br/>
+        <w:t xml:space="preserve">Unidad — Una cantidad estándar para medir, como una pulgada o un litro.</w:t>
+      </w:r>
+    </w:p>
+    <w:p>
+      <w:pPr>
+        <w:spacing w:after="60"/>
+      </w:pPr>
+      <w:r>
+        <w:rPr>
+          <w:b/>
+          <w:bCs/>
+          <w:color w:val="1FA6A2"/>
+          <w:sz w:val="22"/>
+          <w:szCs w:val="22"/>
+        </w:rPr>
+        <w:t xml:space="preserve">☐  </w:t>
+      </w:r>
+      <w:r>
+        <w:rPr>
+          <w:b/>
+          <w:bCs/>
+          <w:color w:val="12355B"/>
+          <w:sz w:val="20"/>
+          <w:szCs w:val="20"/>
+        </w:rPr>
+        <w:t xml:space="preserve">Equivalent — </w:t>
+      </w:r>
+      <w:r>
+        <w:rPr>
+          <w:sz w:val="20"/>
+          <w:szCs w:val="20"/>
+        </w:rPr>
+        <w:t xml:space="preserve">Having the same value, just in different units.</w:t>
+      </w:r>
+      <w:r>
+        <w:rPr>
+          <w:i/>
+          <w:iCs/>
+          <w:color w:val="5F6F80"/>
+          <w:sz w:val="18"/>
+          <w:szCs w:val="18"/>
+        </w:rPr>
+        <w:br/>
+        <w:t xml:space="preserve">Equivalente — Tener el mismo valor, solo en unidades distintas.</w:t>
+      </w:r>
+    </w:p>
+    <w:p>
+      <w:pPr>
+        <w:spacing w:after="60"/>
+      </w:pPr>
+      <w:r>
+        <w:rPr>
+          <w:b/>
+          <w:bCs/>
+          <w:color w:val="1FA6A2"/>
+          <w:sz w:val="22"/>
+          <w:szCs w:val="22"/>
+        </w:rPr>
+        <w:t xml:space="preserve">☐  </w:t>
+      </w:r>
+      <w:r>
+        <w:rPr>
+          <w:b/>
+          <w:bCs/>
+          <w:color w:val="12355B"/>
+          <w:sz w:val="20"/>
+          <w:szCs w:val="20"/>
+        </w:rPr>
+        <w:t xml:space="preserve">Ratio — </w:t>
+      </w:r>
+      <w:r>
+        <w:rPr>
+          <w:sz w:val="20"/>
+          <w:szCs w:val="20"/>
+        </w:rPr>
+        <w:t xml:space="preserve">A way to compare two amounts.</w:t>
+      </w:r>
+      <w:r>
+        <w:rPr>
+          <w:i/>
+          <w:iCs/>
+          <w:color w:val="5F6F80"/>
+          <w:sz w:val="18"/>
+          <w:szCs w:val="18"/>
+        </w:rPr>
+        <w:br/>
+        <w:t xml:space="preserve">Razón — Una manera de comparar dos cantidades.</w:t>
+      </w:r>
+    </w:p>
+    <w:p>
+      <w:pPr>
+        <w:spacing w:after="60"/>
+      </w:pPr>
+      <w:r>
+        <w:rPr>
+          <w:b/>
+          <w:bCs/>
+          <w:color w:val="1FA6A2"/>
+          <w:sz w:val="22"/>
+          <w:szCs w:val="22"/>
+        </w:rPr>
+        <w:t xml:space="preserve">☐  </w:t>
+      </w:r>
+      <w:r>
+        <w:rPr>
+          <w:b/>
+          <w:bCs/>
+          <w:color w:val="12355B"/>
+          <w:sz w:val="20"/>
+          <w:szCs w:val="20"/>
+        </w:rPr>
+        <w:t xml:space="preserve">Customary units — </w:t>
+      </w:r>
+      <w:r>
+        <w:rPr>
+          <w:sz w:val="20"/>
+          <w:szCs w:val="20"/>
+        </w:rPr>
+        <w:t xml:space="preserve">The U.S. way of measuring, like inches, feet, and pounds.</w:t>
+      </w:r>
+      <w:r>
+        <w:rPr>
+          <w:i/>
+          <w:iCs/>
+          <w:color w:val="5F6F80"/>
+          <w:sz w:val="18"/>
+          <w:szCs w:val="18"/>
+        </w:rPr>
+        <w:br/>
+        <w:t xml:space="preserve">Unidades usuales (sistema inglés) — La forma de medir de EE. UU., como pulgadas, pies y libras.</w:t>
+      </w:r>
+    </w:p>
+    <w:tbl>
+      <w:tblPr>
+        <w:tblW w:type="pct" w:w="100%"/>
+        <w:tblBorders>
+          <w:top w:val="single" w:color="1FA6A2" w:sz="8"/>
+          <w:left w:val="single" w:color="1FA6A2" w:sz="8"/>
+          <w:bottom w:val="single" w:color="1FA6A2" w:sz="8"/>
+          <w:right w:val="single" w:color="1FA6A2" w:sz="8"/>
+          <w:insideH w:val="single" w:color="auto" w:sz="4"/>
+          <w:insideV w:val="single" w:color="auto" w:sz="4"/>
+        </w:tblBorders>
+      </w:tblPr>
+      <w:tblGrid>
+        <w:gridCol w:w="100"/>
+      </w:tblGrid>
+      <w:tr>
+        <w:tc>
+          <w:tcPr>
+            <w:shd w:fill="F7FFFD" w:color="auto" w:val="clear"/>
+            <w:tcMar>
+              <w:top w:type="dxa" w:w="120"/>
+              <w:left w:type="dxa" w:w="180"/>
+              <w:bottom w:type="dxa" w:w="120"/>
+              <w:right w:type="dxa" w:w="180"/>
+            </w:tcMar>
+          </w:tcPr>
+          <w:p>
+            <w:pPr>
+              <w:spacing w:after="50"/>
+            </w:pPr>
+            <w:r>
+              <w:rPr>
+                <w:b/>
+                <w:bCs/>
+                <w:color w:val="1FA6A2"/>
+                <w:sz w:val="20"/>
+                <w:szCs w:val="20"/>
+              </w:rPr>
+              <w:t xml:space="preserve">Say it first:  </w:t>
+            </w:r>
+            <w:r>
+              <w:rPr>
+                <w:sz w:val="20"/>
+                <w:szCs w:val="20"/>
+              </w:rPr>
+              <w:t xml:space="preserve">Say your idea to a partner or quietly to yourself before you write.</w:t>
+            </w:r>
+          </w:p>
+          <w:p>
+            <w:pPr>
+              <w:spacing w:after="60"/>
+            </w:pPr>
+            <w:r>
+              <w:rPr>
+                <w:color w:val="1A2733"/>
+                <w:sz w:val="21"/>
+                <w:szCs w:val="21"/>
+              </w:rPr>
+              <w:t xml:space="preserve">To convert ___ to ___, I ___ by ___.</w:t>
+            </w:r>
+            <w:r>
+              <w:rPr>
+                <w:i/>
+                <w:iCs/>
+                <w:color w:val="5F6F80"/>
+                <w:sz w:val="19"/>
+                <w:szCs w:val="19"/>
+              </w:rPr>
+              <w:br/>
+              <w:t xml:space="preserve">Para convertir ___ a ___, ___ por ___.</w:t>
+            </w:r>
+          </w:p>
+        </w:tc>
+      </w:tr>
+    </w:tbl>
+    <w:p>
+      <w:pPr>
+        <w:pStyle w:val="Heading2"/>
+        <w:spacing w:after="80" w:before="180"/>
+      </w:pPr>
+      <w:r>
+        <w:rPr>
+          <w:b/>
+          <w:bCs/>
+          <w:color w:val="12355B"/>
+          <w:sz w:val="24"/>
+          <w:szCs w:val="24"/>
+        </w:rPr>
+        <w:t xml:space="preserve">3. Build Your Explanation</w:t>
+      </w:r>
+      <w:r>
+        <w:rPr>
+          <w:i/>
+          <w:iCs/>
+          <w:color w:val="B97A12"/>
+          <w:sz w:val="19"/>
+          <w:szCs w:val="19"/>
+        </w:rPr>
+        <w:t xml:space="preserve">   choose your support</w:t>
+      </w:r>
+    </w:p>
+    <w:tbl>
+      <w:tblPr>
+        <w:tblW w:type="pct" w:w="100%"/>
+        <w:tblBorders>
+          <w:top w:val="single" w:color="BBD0DE" w:sz="8"/>
+          <w:left w:val="single" w:color="BBD0DE" w:sz="8"/>
+          <w:bottom w:val="single" w:color="BBD0DE" w:sz="8"/>
+          <w:right w:val="single" w:color="BBD0DE" w:sz="8"/>
+          <w:insideH w:val="single" w:color="auto" w:sz="4"/>
+          <w:insideV w:val="single" w:color="auto" w:sz="4"/>
+        </w:tblBorders>
+      </w:tblPr>
+      <w:tblGrid>
+        <w:gridCol w:w="100"/>
+      </w:tblGrid>
+      <w:tr>
+        <w:tc>
+          <w:tcPr>
+            <w:shd w:fill="EEF4F8" w:color="auto" w:val="clear"/>
+            <w:tcMar>
+              <w:top w:type="dxa" w:w="120"/>
+              <w:left w:type="dxa" w:w="180"/>
+              <w:bottom w:type="dxa" w:w="120"/>
+              <w:right w:type="dxa" w:w="180"/>
+            </w:tcMar>
+          </w:tcPr>
+          <w:p>
+            <w:pPr>
+              <w:spacing w:after="50"/>
+            </w:pPr>
+            <w:r>
+              <w:rPr>
+                <w:i/>
+                <w:iCs/>
+                <w:color w:val="5F6F80"/>
+                <w:sz w:val="19"/>
+                <w:szCs w:val="19"/>
+              </w:rPr>
+              <w:t xml:space="preserve">This model shows the parts of an explanation. It does not answer your writing question.</w:t>
+            </w:r>
+          </w:p>
+          <w:p>
+            <w:pPr>
+              <w:spacing w:after="80"/>
+            </w:pPr>
+            <w:r>
+              <w:rPr>
+                <w:b/>
+                <w:bCs/>
+                <w:color w:val="12355B"/>
+                <w:sz w:val="19"/>
+                <w:szCs w:val="19"/>
+              </w:rPr>
+              <w:t xml:space="preserve">Claim:  </w:t>
+            </w:r>
+            <w:r>
+              <w:rPr>
+                <w:sz w:val="19"/>
+                <w:szCs w:val="19"/>
+              </w:rPr>
+              <w:t xml:space="preserve">A foot is bigger than an inch, so I must convert to compare or combine the measurements.</w:t>
+            </w:r>
+          </w:p>
+          <w:p>
+            <w:pPr>
+              <w:spacing w:after="80"/>
+            </w:pPr>
+            <w:r>
+              <w:rPr>
+                <w:b/>
+                <w:bCs/>
+                <w:color w:val="12355B"/>
+                <w:sz w:val="19"/>
+                <w:szCs w:val="19"/>
+              </w:rPr>
+              <w:t xml:space="preserve">Evidence:  </w:t>
+            </w:r>
+            <w:r>
+              <w:rPr>
+                <w:sz w:val="19"/>
+                <w:szCs w:val="19"/>
+              </w:rPr>
+              <w:t xml:space="preserve">Students explain a foot is the larger customary unit (12 inches) and that mixed units must be converted to the same unit before working with them.</w:t>
+            </w:r>
+          </w:p>
+          <w:p>
+            <w:pPr>
+              <w:spacing w:after="80"/>
+            </w:pPr>
+            <w:r>
+              <w:rPr>
+                <w:b/>
+                <w:bCs/>
+                <w:color w:val="12355B"/>
+                <w:sz w:val="19"/>
+                <w:szCs w:val="19"/>
+              </w:rPr>
+              <w:t xml:space="preserve">Reasoning:  </w:t>
+            </w:r>
+            <w:r>
+              <w:rPr>
+                <w:sz w:val="19"/>
+                <w:szCs w:val="19"/>
+              </w:rPr>
+              <w:t xml:space="preserve">This evidence connects the definition of unit to the mathematical claim.</w:t>
+            </w:r>
+          </w:p>
+        </w:tc>
+      </w:tr>
+    </w:tbl>
+    <w:p>
+      <w:pPr>
+        <w:pStyle w:val="Heading2"/>
+        <w:spacing w:after="80" w:before="180"/>
+      </w:pPr>
+      <w:r>
+        <w:rPr>
+          <w:b/>
+          <w:bCs/>
+          <w:color w:val="12355B"/>
+          <w:sz w:val="24"/>
+          <w:szCs w:val="24"/>
+        </w:rPr>
+        <w:t xml:space="preserve">Start</w:t>
+      </w:r>
+      <w:r>
+        <w:rPr>
+          <w:i/>
+          <w:iCs/>
+          <w:color w:val="1FA6A2"/>
+          <w:sz w:val="19"/>
+          <w:szCs w:val="19"/>
+        </w:rPr>
+        <w:t xml:space="preserve">   Most language support</w:t>
+      </w:r>
+    </w:p>
+    <w:p>
+      <w:pPr>
+        <w:spacing w:after="60"/>
+      </w:pPr>
+      <w:r>
+        <w:rPr>
+          <w:color w:val="1A2733"/>
+          <w:sz w:val="21"/>
+          <w:szCs w:val="21"/>
+        </w:rPr>
+        <w:t xml:space="preserve">Complete the frames. Use the word bank.</w:t>
+      </w:r>
+      <w:r>
+        <w:rPr>
+          <w:i/>
+          <w:iCs/>
+          <w:color w:val="5F6F80"/>
+          <w:sz w:val="19"/>
+          <w:szCs w:val="19"/>
+        </w:rPr>
+        <w:br/>
+        <w:t xml:space="preserve">Completa las oraciones. Usa el banco de palabras.</w:t>
+      </w:r>
+    </w:p>
+    <w:p>
+      <w:pPr>
+        <w:spacing w:after="60"/>
+      </w:pPr>
+      <w:r>
+        <w:rPr>
+          <w:color w:val="1A2733"/>
+          <w:sz w:val="21"/>
+          <w:szCs w:val="21"/>
+        </w:rPr>
+        <w:t xml:space="preserve">To convert ___ to ___, I ___ by ___.</w:t>
+      </w:r>
+      <w:r>
+        <w:rPr>
+          <w:i/>
+          <w:iCs/>
+          <w:color w:val="5F6F80"/>
+          <w:sz w:val="19"/>
+          <w:szCs w:val="19"/>
+        </w:rPr>
+        <w:br/>
+        <w:t xml:space="preserve">Para convertir ___ a ___, ___ por ___.</w:t>
+      </w:r>
+    </w:p>
+    <w:p>
+      <w:pPr>
+        <w:spacing w:after="60"/>
+      </w:pPr>
+      <w:r>
+        <w:rPr>
+          <w:color w:val="1A2733"/>
+          <w:sz w:val="21"/>
+          <w:szCs w:val="21"/>
+        </w:rPr>
+        <w:t xml:space="preserve">___ equals ___ because the conversion factor is ___.</w:t>
+      </w:r>
+      <w:r>
+        <w:rPr>
+          <w:i/>
+          <w:iCs/>
+          <w:color w:val="5F6F80"/>
+          <w:sz w:val="19"/>
+          <w:szCs w:val="19"/>
+        </w:rPr>
+        <w:br/>
+        <w:t xml:space="preserve">___ es igual a ___ porque el factor de conversión es ___.</w:t>
+      </w:r>
+    </w:p>
+    <w:tbl>
+      <w:tblPr>
+        <w:tblW w:type="pct" w:w="100%"/>
+        <w:tblBorders>
+          <w:top w:val="single" w:color="C7D2DD" w:sz="6"/>
+          <w:left w:val="single" w:color="C7D2DD" w:sz="6"/>
+          <w:bottom w:val="single" w:color="C7D2DD" w:sz="6"/>
+          <w:right w:val="single" w:color="C7D2DD" w:sz="6"/>
+          <w:insideH w:val="single" w:color="auto" w:sz="4"/>
+          <w:insideV w:val="single" w:color="auto" w:sz="4"/>
+        </w:tblBorders>
+      </w:tblPr>
+      <w:tblGrid>
+        <w:gridCol w:w="100"/>
+      </w:tblGrid>
+      <w:tr>
+        <w:tc>
+          <w:tcPr>
+            <w:shd w:fill="FBF3E2" w:color="auto" w:val="clear"/>
+            <w:tcMar>
+              <w:top w:type="dxa" w:w="60"/>
+              <w:left w:type="dxa" w:w="120"/>
+              <w:bottom w:type="dxa" w:w="60"/>
+              <w:right w:type="dxa" w:w="120"/>
+            </w:tcMar>
+          </w:tcPr>
+          <w:p>
+            <w:pPr>
+              <w:spacing w:after="0" w:line="320"/>
+            </w:pPr>
+            <w:r>
+              <w:t xml:space="preserve"/>
+            </w:r>
+          </w:p>
+          <w:p>
+            <w:pPr>
+              <w:spacing w:after="0" w:line="320"/>
+            </w:pPr>
+            <w:r>
+              <w:t xml:space="preserve"/>
+            </w:r>
+          </w:p>
+          <w:p>
+            <w:pPr>
+              <w:spacing w:after="0" w:line="320"/>
+            </w:pPr>
+            <w:r>
+              <w:t xml:space="preserve"/>
+            </w:r>
+          </w:p>
+        </w:tc>
+      </w:tr>
+    </w:tbl>
+    <w:p>
+      <w:pPr>
+        <w:pStyle w:val="Heading2"/>
+        <w:spacing w:after="80" w:before="180"/>
+      </w:pPr>
+      <w:r>
+        <w:rPr>
+          <w:b/>
+          <w:bCs/>
+          <w:color w:val="12355B"/>
+          <w:sz w:val="24"/>
+          <w:szCs w:val="24"/>
+        </w:rPr>
+        <w:t xml:space="preserve">Build</w:t>
+      </w:r>
+      <w:r>
+        <w:rPr>
+          <w:i/>
+          <w:iCs/>
+          <w:color w:val="B97A12"/>
+          <w:sz w:val="19"/>
+          <w:szCs w:val="19"/>
+        </w:rPr>
+        <w:t xml:space="preserve">   Some language support</w:t>
+      </w:r>
+    </w:p>
+    <w:p>
+      <w:pPr>
+        <w:spacing w:after="60"/>
+      </w:pPr>
+      <w:r>
+        <w:rPr>
+          <w:color w:val="1A2733"/>
+          <w:sz w:val="21"/>
+          <w:szCs w:val="21"/>
+        </w:rPr>
+        <w:t xml:space="preserve">Write two connected sentences. Use because, so, or but.</w:t>
+      </w:r>
+      <w:r>
+        <w:rPr>
+          <w:i/>
+          <w:iCs/>
+          <w:color w:val="5F6F80"/>
+          <w:sz w:val="19"/>
+          <w:szCs w:val="19"/>
+        </w:rPr>
+        <w:br/>
+        <w:t xml:space="preserve">Escribe dos oraciones conectadas. Usa porque, entonces o pero.</w:t>
+      </w:r>
+    </w:p>
+    <w:p>
+      <w:pPr>
+        <w:spacing w:after="60"/>
+      </w:pPr>
+      <w:r>
+        <w:rPr>
+          <w:color w:val="1A2733"/>
+          <w:sz w:val="21"/>
+          <w:szCs w:val="21"/>
+        </w:rPr>
+        <w:t xml:space="preserve">My claim is ___.</w:t>
+      </w:r>
+      <w:r>
+        <w:rPr>
+          <w:i/>
+          <w:iCs/>
+          <w:color w:val="5F6F80"/>
+          <w:sz w:val="19"/>
+          <w:szCs w:val="19"/>
+        </w:rPr>
+        <w:br/>
+        <w:t xml:space="preserve">Mi afirmación es ___.</w:t>
+      </w:r>
+    </w:p>
+    <w:p>
+      <w:pPr>
+        <w:spacing w:after="60"/>
+      </w:pPr>
+      <w:r>
+        <w:rPr>
+          <w:color w:val="1A2733"/>
+          <w:sz w:val="21"/>
+          <w:szCs w:val="21"/>
+        </w:rPr>
+        <w:t xml:space="preserve">I know because ___.</w:t>
+      </w:r>
+      <w:r>
+        <w:rPr>
+          <w:i/>
+          <w:iCs/>
+          <w:color w:val="5F6F80"/>
+          <w:sz w:val="19"/>
+          <w:szCs w:val="19"/>
+        </w:rPr>
+        <w:br/>
+        <w:t xml:space="preserve">Lo sé porque ___.</w:t>
+      </w:r>
+    </w:p>
+    <w:p>
+      <w:pPr>
+        <w:spacing w:after="60"/>
+      </w:pPr>
+      <w:r>
+        <w:rPr>
+          <w:color w:val="1A2733"/>
+          <w:sz w:val="21"/>
+          <w:szCs w:val="21"/>
+        </w:rPr>
+        <w:t xml:space="preserve">So ___.</w:t>
+      </w:r>
+      <w:r>
+        <w:rPr>
+          <w:i/>
+          <w:iCs/>
+          <w:color w:val="5F6F80"/>
+          <w:sz w:val="19"/>
+          <w:szCs w:val="19"/>
+        </w:rPr>
+        <w:br/>
+        <w:t xml:space="preserve">Entonces ___.</w:t>
+      </w:r>
+    </w:p>
+    <w:tbl>
+      <w:tblPr>
+        <w:tblW w:type="pct" w:w="100%"/>
+        <w:tblBorders>
+          <w:top w:val="single" w:color="C7D2DD" w:sz="6"/>
+          <w:left w:val="single" w:color="C7D2DD" w:sz="6"/>
+          <w:bottom w:val="single" w:color="C7D2DD" w:sz="6"/>
+          <w:right w:val="single" w:color="C7D2DD" w:sz="6"/>
+          <w:insideH w:val="single" w:color="auto" w:sz="4"/>
+          <w:insideV w:val="single" w:color="auto" w:sz="4"/>
+        </w:tblBorders>
+      </w:tblPr>
+      <w:tblGrid>
+        <w:gridCol w:w="100"/>
+      </w:tblGrid>
+      <w:tr>
+        <w:tc>
+          <w:tcPr>
+            <w:shd w:fill="FBF3E2" w:color="auto" w:val="clear"/>
+            <w:tcMar>
+              <w:top w:type="dxa" w:w="60"/>
+              <w:left w:type="dxa" w:w="120"/>
+              <w:bottom w:type="dxa" w:w="60"/>
+              <w:right w:type="dxa" w:w="120"/>
+            </w:tcMar>
+          </w:tcPr>
+          <w:p>
+            <w:pPr>
+              <w:spacing w:after="0" w:line="320"/>
+            </w:pPr>
+            <w:r>
+              <w:t xml:space="preserve"/>
+            </w:r>
+          </w:p>
+          <w:p>
+            <w:pPr>
+              <w:spacing w:after="0" w:line="320"/>
+            </w:pPr>
+            <w:r>
+              <w:t xml:space="preserve"/>
+            </w:r>
+          </w:p>
+          <w:p>
+            <w:pPr>
+              <w:spacing w:after="0" w:line="320"/>
+            </w:pPr>
+            <w:r>
+              <w:t xml:space="preserve"/>
+            </w:r>
+          </w:p>
+        </w:tc>
+      </w:tr>
+    </w:tbl>
+    <w:p>
+      <w:pPr>
+        <w:pStyle w:val="Heading2"/>
+        <w:spacing w:after="80" w:before="180"/>
+      </w:pPr>
+      <w:r>
+        <w:rPr>
+          <w:b/>
+          <w:bCs/>
+          <w:color w:val="12355B"/>
+          <w:sz w:val="24"/>
+          <w:szCs w:val="24"/>
+        </w:rPr>
+        <w:t xml:space="preserve">Explain</w:t>
+      </w:r>
+      <w:r>
+        <w:rPr>
+          <w:i/>
+          <w:iCs/>
+          <w:color w:val="B97A12"/>
+          <w:sz w:val="19"/>
+          <w:szCs w:val="19"/>
+        </w:rPr>
+        <w:t xml:space="preserve">   Light language support</w:t>
+      </w:r>
+    </w:p>
+    <w:p>
+      <w:pPr>
+        <w:spacing w:after="60"/>
+      </w:pPr>
+      <w:r>
+        <w:rPr>
+          <w:color w:val="1A2733"/>
+          <w:sz w:val="21"/>
+          <w:szCs w:val="21"/>
+        </w:rPr>
+        <w:t xml:space="preserve">Write a claim, give math evidence, and explain your reasoning.</w:t>
+      </w:r>
+      <w:r>
+        <w:rPr>
+          <w:i/>
+          <w:iCs/>
+          <w:color w:val="5F6F80"/>
+          <w:sz w:val="19"/>
+          <w:szCs w:val="19"/>
+        </w:rPr>
+        <w:br/>
+        <w:t xml:space="preserve">Escribe una afirmación, da evidencia matemática y explica tu razonamiento.</w:t>
+      </w:r>
+    </w:p>
+    <w:p>
+      <w:pPr>
+        <w:spacing w:after="60"/>
+      </w:pPr>
+      <w:r>
+        <w:rPr>
+          <w:color w:val="1A2733"/>
+          <w:sz w:val="21"/>
+          <w:szCs w:val="21"/>
+        </w:rPr>
+        <w:t xml:space="preserve">My claim is ___.</w:t>
+      </w:r>
+      <w:r>
+        <w:rPr>
+          <w:i/>
+          <w:iCs/>
+          <w:color w:val="5F6F80"/>
+          <w:sz w:val="19"/>
+          <w:szCs w:val="19"/>
+        </w:rPr>
+        <w:br/>
+        <w:t xml:space="preserve">Mi afirmación es ___.</w:t>
+      </w:r>
+    </w:p>
+    <w:p>
+      <w:pPr>
+        <w:spacing w:after="60"/>
+      </w:pPr>
+      <w:r>
+        <w:rPr>
+          <w:color w:val="1A2733"/>
+          <w:sz w:val="21"/>
+          <w:szCs w:val="21"/>
+        </w:rPr>
+        <w:t xml:space="preserve">My math evidence is ___.</w:t>
+      </w:r>
+      <w:r>
+        <w:rPr>
+          <w:i/>
+          <w:iCs/>
+          <w:color w:val="5F6F80"/>
+          <w:sz w:val="19"/>
+          <w:szCs w:val="19"/>
+        </w:rPr>
+        <w:br/>
+        <w:t xml:space="preserve">Mi evidencia matemática es ___.</w:t>
+      </w:r>
+    </w:p>
+    <w:p>
+      <w:pPr>
+        <w:spacing w:after="60"/>
+      </w:pPr>
+      <w:r>
+        <w:rPr>
+          <w:color w:val="1A2733"/>
+          <w:sz w:val="21"/>
+          <w:szCs w:val="21"/>
+        </w:rPr>
+        <w:t xml:space="preserve">This proves ___ because ___.</w:t>
+      </w:r>
+      <w:r>
+        <w:rPr>
+          <w:i/>
+          <w:iCs/>
+          <w:color w:val="5F6F80"/>
+          <w:sz w:val="19"/>
+          <w:szCs w:val="19"/>
+        </w:rPr>
+        <w:br/>
+        <w:t xml:space="preserve">Esto demuestra ___ porque ___.</w:t>
+      </w:r>
+    </w:p>
+    <w:tbl>
+      <w:tblPr>
+        <w:tblW w:type="pct" w:w="100%"/>
+        <w:tblBorders>
+          <w:top w:val="single" w:color="C7D2DD" w:sz="6"/>
+          <w:left w:val="single" w:color="C7D2DD" w:sz="6"/>
+          <w:bottom w:val="single" w:color="C7D2DD" w:sz="6"/>
+          <w:right w:val="single" w:color="C7D2DD" w:sz="6"/>
+          <w:insideH w:val="single" w:color="auto" w:sz="4"/>
+          <w:insideV w:val="single" w:color="auto" w:sz="4"/>
+        </w:tblBorders>
+      </w:tblPr>
+      <w:tblGrid>
+        <w:gridCol w:w="100"/>
+      </w:tblGrid>
+      <w:tr>
+        <w:tc>
+          <w:tcPr>
+            <w:shd w:fill="FBF3E2" w:color="auto" w:val="clear"/>
+            <w:tcMar>
+              <w:top w:type="dxa" w:w="60"/>
+              <w:left w:type="dxa" w:w="120"/>
+              <w:bottom w:type="dxa" w:w="60"/>
+              <w:right w:type="dxa" w:w="120"/>
+            </w:tcMar>
+          </w:tcPr>
+          <w:p>
+            <w:pPr>
+              <w:spacing w:after="0" w:line="320"/>
+            </w:pPr>
+            <w:r>
+              <w:t xml:space="preserve"/>
+            </w:r>
+          </w:p>
+          <w:p>
+            <w:pPr>
+              <w:spacing w:after="0" w:line="320"/>
+            </w:pPr>
+            <w:r>
+              <w:t xml:space="preserve"/>
+            </w:r>
+          </w:p>
+          <w:p>
+            <w:pPr>
+              <w:spacing w:after="0" w:line="320"/>
+            </w:pPr>
+            <w:r>
+              <w:t xml:space="preserve"/>
+            </w:r>
+          </w:p>
+          <w:p>
+            <w:pPr>
+              <w:spacing w:after="0" w:line="320"/>
+            </w:pPr>
+            <w:r>
+              <w:t xml:space="preserve"/>
+            </w:r>
+          </w:p>
+          <w:p>
+            <w:pPr>
+              <w:spacing w:after="0" w:line="320"/>
+            </w:pPr>
+            <w:r>
+              <w:t xml:space="preserve"/>
+            </w:r>
+          </w:p>
+        </w:tc>
+      </w:tr>
+    </w:tbl>
+    <w:p>
+      <w:pPr>
+        <w:pStyle w:val="Heading2"/>
+        <w:spacing w:after="80" w:before="180"/>
+      </w:pPr>
+      <w:r>
+        <w:rPr>
+          <w:b/>
+          <w:bCs/>
+          <w:color w:val="12355B"/>
+          <w:sz w:val="24"/>
+          <w:szCs w:val="24"/>
+        </w:rPr>
+        <w:t xml:space="preserve">4. Check Your Explanation</w:t>
+      </w:r>
+      <w:r>
+        <w:rPr>
+          <w:i/>
+          <w:iCs/>
+          <w:color w:val="1FA6A2"/>
+          <w:sz w:val="19"/>
+          <w:szCs w:val="19"/>
+        </w:rPr>
+        <w:t xml:space="preserve">   five quick checks</w:t>
+      </w:r>
+    </w:p>
+    <w:p>
+      <w:pPr>
+        <w:spacing w:after="80"/>
+      </w:pPr>
+      <w:r>
+        <w:rPr>
+          <w:b/>
+          <w:bCs/>
+          <w:color w:val="1FA6A2"/>
+          <w:sz w:val="22"/>
+          <w:szCs w:val="22"/>
+        </w:rPr>
+        <w:t xml:space="preserve">☐  </w:t>
+      </w:r>
+      <w:r>
+        <w:rPr>
+          <w:sz w:val="20"/>
+          <w:szCs w:val="20"/>
+        </w:rPr>
+        <w:t xml:space="preserve">I answered the question.</w:t>
+      </w:r>
+      <w:r>
+        <w:rPr>
+          <w:i/>
+          <w:iCs/>
+          <w:color w:val="5F6F80"/>
+          <w:sz w:val="18"/>
+          <w:szCs w:val="18"/>
+        </w:rPr>
+        <w:br/>
+        <w:t xml:space="preserve">Respondí la pregunta.</w:t>
+      </w:r>
+    </w:p>
+    <w:p>
+      <w:pPr>
+        <w:spacing w:after="80"/>
+      </w:pPr>
+      <w:r>
+        <w:rPr>
+          <w:b/>
+          <w:bCs/>
+          <w:color w:val="1FA6A2"/>
+          <w:sz w:val="22"/>
+          <w:szCs w:val="22"/>
+        </w:rPr>
+        <w:t xml:space="preserve">☐  </w:t>
+      </w:r>
+      <w:r>
+        <w:rPr>
+          <w:sz w:val="20"/>
+          <w:szCs w:val="20"/>
+        </w:rPr>
+        <w:t xml:space="preserve">I used math evidence: numbers, an equation, a model, or a comparison.</w:t>
+      </w:r>
+      <w:r>
+        <w:rPr>
+          <w:i/>
+          <w:iCs/>
+          <w:color w:val="5F6F80"/>
+          <w:sz w:val="18"/>
+          <w:szCs w:val="18"/>
+        </w:rPr>
+        <w:br/>
+        <w:t xml:space="preserve">Usé evidencia matemática: números, una ecuación, un modelo o una comparación.</w:t>
+      </w:r>
+    </w:p>
+    <w:p>
+      <w:pPr>
+        <w:spacing w:after="80"/>
+      </w:pPr>
+      <w:r>
+        <w:rPr>
+          <w:b/>
+          <w:bCs/>
+          <w:color w:val="1FA6A2"/>
+          <w:sz w:val="22"/>
+          <w:szCs w:val="22"/>
+        </w:rPr>
+        <w:t xml:space="preserve">☐  </w:t>
+      </w:r>
+      <w:r>
+        <w:rPr>
+          <w:sz w:val="20"/>
+          <w:szCs w:val="20"/>
+        </w:rPr>
+        <w:t xml:space="preserve">I explained how the evidence proves my answer.</w:t>
+      </w:r>
+      <w:r>
+        <w:rPr>
+          <w:i/>
+          <w:iCs/>
+          <w:color w:val="5F6F80"/>
+          <w:sz w:val="18"/>
+          <w:szCs w:val="18"/>
+        </w:rPr>
+        <w:br/>
+        <w:t xml:space="preserve">Expliqué cómo la evidencia demuestra mi respuesta.</w:t>
+      </w:r>
+    </w:p>
+    <w:p>
+      <w:pPr>
+        <w:spacing w:after="80"/>
+      </w:pPr>
+      <w:r>
+        <w:rPr>
+          <w:b/>
+          <w:bCs/>
+          <w:color w:val="1FA6A2"/>
+          <w:sz w:val="22"/>
+          <w:szCs w:val="22"/>
+        </w:rPr>
+        <w:t xml:space="preserve">☐  </w:t>
+      </w:r>
+      <w:r>
+        <w:rPr>
+          <w:sz w:val="20"/>
+          <w:szCs w:val="20"/>
+        </w:rPr>
+        <w:t xml:space="preserve">I used at least two math words.</w:t>
+      </w:r>
+      <w:r>
+        <w:rPr>
+          <w:i/>
+          <w:iCs/>
+          <w:color w:val="5F6F80"/>
+          <w:sz w:val="18"/>
+          <w:szCs w:val="18"/>
+        </w:rPr>
+        <w:br/>
+        <w:t xml:space="preserve">Usé por lo menos dos palabras matemáticas.</w:t>
+      </w:r>
+    </w:p>
+    <w:p>
+      <w:pPr>
+        <w:spacing w:after="80"/>
+      </w:pPr>
+      <w:r>
+        <w:rPr>
+          <w:b/>
+          <w:bCs/>
+          <w:color w:val="1FA6A2"/>
+          <w:sz w:val="22"/>
+          <w:szCs w:val="22"/>
+        </w:rPr>
+        <w:t xml:space="preserve">☐  </w:t>
+      </w:r>
+      <w:r>
+        <w:rPr>
+          <w:sz w:val="20"/>
+          <w:szCs w:val="20"/>
+        </w:rPr>
+        <w:t xml:space="preserve">I reread complete sentences and punctuation.</w:t>
+      </w:r>
+      <w:r>
+        <w:rPr>
+          <w:i/>
+          <w:iCs/>
+          <w:color w:val="5F6F80"/>
+          <w:sz w:val="18"/>
+          <w:szCs w:val="18"/>
+        </w:rPr>
+        <w:br/>
+        <w:t xml:space="preserve">Volví a leer mis oraciones completas y la puntuación.</w:t>
       </w:r>
     </w:p>
     <w:p>
